--- a/docs/internship-report/GD008_Complete_Project_1_Report_English_Draft.docx
+++ b/docs/internship-report/GD008_Complete_Project_1_Report_English_Draft.docx
@@ -1032,7 +1032,7 @@
         <w:jc w:val="both"/>
       </w:pPr>
       <w:r>
-        <w:t>This report presents the first software engineering internship project at Bakti Makmur (M) Sdn. Bhd.: a QR-based stock inventory management website. The training plan covers 12 October 2026 to 9 January 2027, while Project 1 is provisionally scheduled over four weeks, 12 October to 7 November 2026. The report describes requirements analysis, technical research, workflow and data design, professional practice and planned next steps. Workers scan product QR codes to enter an employee ID, quantity and photo; administrators manage inventory, products, corrections, labels and reorder settings. The proposed stack uses HTML, CSS, JavaScript, Google Apps Script, Google Sheets and Drive. This is an interim draft as at 21 October; future work and test outcomes are not represented as completed facts. Actual evidence and later training work must be added before final submission.</w:t>
+        <w:t>This interim account covers Project 1, a QR-based stock inventory website. Weeks 1–2 focus on client requirements, technical research, workflow design and an initial prototype. Week 3 is reserved for client review and test runs, followed by retesting and maintenance in Week 4. Specific modifications remain pending client feedback. Future activities are not represented as completed outcomes.</w:t>
       </w:r>
     </w:p>
     <w:p>
@@ -1101,7 +1101,7 @@
         <w:jc w:val="both"/>
       </w:pPr>
       <w:r>
-        <w:t>Table A3: Functional test plan</w:t>
+        <w:t>Table A3: Test-run checklist</w:t>
       </w:r>
     </w:p>
     <w:p>
@@ -1111,24 +1111,6 @@
       </w:pPr>
       <w:r>
         <w:t>Appendix A: Requirements, schedule and test cases</w:t>
-      </w:r>
-    </w:p>
-    <w:p>
-      <w:pPr>
-        <w:widowControl/>
-        <w:jc w:val="both"/>
-      </w:pPr>
-      <w:r>
-        <w:t>Appendix B: Deployment and user guidance</w:t>
-      </w:r>
-    </w:p>
-    <w:p>
-      <w:pPr>
-        <w:widowControl/>
-        <w:jc w:val="both"/>
-      </w:pPr>
-      <w:r>
-        <w:t>Appendix C: Evidence and outstanding information</w:t>
       </w:r>
     </w:p>
     <w:p>
@@ -1155,7 +1137,7 @@
         <w:pStyle w:val="Heading2"/>
       </w:pPr>
       <w:r>
-        <w:t>1.1 Company and Training Context</w:t>
+        <w:t>1.1 Training and Project Background</w:t>
       </w:r>
     </w:p>
     <w:p>
@@ -1164,7 +1146,7 @@
         <w:jc w:val="both"/>
       </w:pPr>
       <w:r>
-        <w:t>Bakti Makmur (M) Sdn. Bhd. is the host organisation stated in my Industrial Training Plan. My programme is Software Engineering, and the training period recorded in the plan is 12 October 2026 to 9 January 2027. The industry supervisor named in the plan is Christopher Kong San Hor, IT Technician. This report concentrates on the first assigned project: a QR-based stock inventory management website.</w:t>
+        <w:t>The industrial training placement is at Bakti Makmur (M) Sdn. Bhd., from 12 October 2026 to 9 January 2027, under Christopher Kong San Hor, IT Technician. This section covers Project 1, a QR-based stock inventory website, provisionally scheduled from 12 October to 7 November 2026. Company background details and the company logo will be added separately.</w:t>
       </w:r>
     </w:p>
     <w:p>
@@ -1174,7 +1156,7 @@
         <w:jc w:val="both"/>
       </w:pPr>
       <w:r>
-        <w:t>The project concerns the recording of stock issues and receipts and the organisation of supporting product and transaction information. The client provided an inventory spreadsheet, a Google Form link, and a PDF containing individual product QR codes and photographs. These materials formed the starting point for requirements discussions. The company’s full address, business profile and complete organisation chart have not been supplied and must be confirmed before the company-background section is finalised.</w:t>
+        <w:t>The client previously used product QR codes linked to a Google Form. The project brings stock issues, receipts, employee IDs and photo evidence into a mobile-friendly website, with inventory quantities and management functions available to administrators.</w:t>
       </w:r>
     </w:p>
     <w:p>
@@ -1182,7 +1164,7 @@
         <w:pStyle w:val="Heading2"/>
       </w:pPr>
       <w:r>
-        <w:t>1.2 Training Reporting Relationship</w:t>
+        <w:t>1.2 Objectives and Scope</w:t>
       </w:r>
     </w:p>
     <w:p>
@@ -1191,78 +1173,7 @@
         <w:jc w:val="both"/>
       </w:pPr>
       <w:r>
-        <w:t>The training relationship supported by the supplied plan is: industry supervisor, Christopher Kong San Hor (IT Technician), providing guidance to the student, Wong Sook En (Software Engineering intern). This describes the internship reporting relationship only; it is not presented as a verified organisation chart of the company.</w:t>
-      </w:r>
-    </w:p>
-    <w:p>
-      <w:pPr>
-        <w:pStyle w:val="Heading2"/>
-      </w:pPr>
-      <w:r>
-        <w:t>1.3 Project Background and Problem Definition</w:t>
-      </w:r>
-    </w:p>
-    <w:p>
-      <w:pPr>
-        <w:widowControl/>
-        <w:jc w:val="both"/>
-      </w:pPr>
-      <w:r>
-        <w:t>The original workflow required workers to scan an item’s QR code and complete a Google Form. The proposed improvement was to connect product identification, employee information, quantities and photographic evidence with a consistent stock calculation. The administrator also needed a practical way to inspect balances and identify items that required reordering.</w:t>
-      </w:r>
-    </w:p>
-    <w:p>
-      <w:pPr>
-        <w:widowControl/>
-        <w:ind w:firstLine="720"/>
-        <w:jc w:val="both"/>
-      </w:pPr>
-      <w:r>
-        <w:t>The main problem was therefore a workflow and data-management problem rather than simply the creation of an online form. The design needed to distinguish a receipt from an issue, associate each movement with a product, avoid accidental duplicate processing and restrict inventory-management actions to administrators. A simple website was preferred so that workers could continue using a phone camera as their entry point.</w:t>
-      </w:r>
-    </w:p>
-    <w:p>
-      <w:pPr>
-        <w:pStyle w:val="Heading2"/>
-      </w:pPr>
-      <w:r>
-        <w:t>1.4 Project Objectives and Scope</w:t>
-      </w:r>
-    </w:p>
-    <w:p>
-      <w:pPr>
-        <w:widowControl/>
-        <w:jc w:val="both"/>
-      </w:pPr>
-      <w:r>
-        <w:t>The objectives were to define a clear QR-to-form workflow, record stock receipts and issues, link photographs to records, and calculate balances from traceable transactions. Further requirements included product-specific reorder thresholds, administrator product maintenance, correction of mistaken records, company branding and printing selected product QR labels with identification information and photographs.</w:t>
-      </w:r>
-    </w:p>
-    <w:p>
-      <w:pPr>
-        <w:widowControl/>
-        <w:ind w:firstLine="720"/>
-        <w:jc w:val="both"/>
-      </w:pPr>
-      <w:r>
-        <w:t>The first release was scoped as a mobile-friendly website supported by Google services. It was not a native Android or iOS application. WhatsApp, Telegram and SMS integration were deferred. Individual verified employee accounts, enterprise purchasing, offline synchronisation and large-scale warehouse functions were not included in the initial scope. These boundaries helped prioritise a manageable month-long project.</w:t>
-      </w:r>
-    </w:p>
-    <w:p>
-      <w:pPr>
-        <w:pStyle w:val="Heading2"/>
-      </w:pPr>
-      <w:r>
-        <w:t>1.5 Report Coverage and Project Schedule</w:t>
-      </w:r>
-    </w:p>
-    <w:p>
-      <w:pPr>
-        <w:widowControl/>
-        <w:jc w:val="both"/>
-      </w:pPr>
-      <w:r>
-        <w:t>This is an interim project report drafted on 21 October 2026. The weekly records cover 12–24 October, with future activities identified as plans. The proposed first-project schedule extends to 7 November 2026. It does not represent the completion of the entire industrial training placement, which continues until January 2027. Activities and conclusions for later dates must be updated from actual records.</w:t>
+        <w:t>The objectives are to simplify QR-based recording, calculate stock automatically, and provide product maintenance, record correction, reorder alerts and printable photo/QR labels. The solution uses existing Google services rather than a native mobile application. Additional messaging integrations are outside the current scope.</w:t>
       </w:r>
     </w:p>
     <w:p>
@@ -1283,7 +1194,7 @@
         <w:pStyle w:val="Heading2"/>
       </w:pPr>
       <w:r>
-        <w:t>2.1 Requirements Elicitation and Existing Materials</w:t>
+        <w:t>2.1 Requirements and Technology Selection</w:t>
       </w:r>
     </w:p>
     <w:p>
@@ -1292,7 +1203,7 @@
         <w:jc w:val="both"/>
       </w:pPr>
       <w:r>
-        <w:t>I used online discussions and face-to-face meetings with the client to understand the intended operating process. The supplied inventory document provided examples of product categories, codes, names, opening balances and units. The QR-code PDF showed how product labels were intended to be placed and scanned. I considered these documents as source data and references, rather than assuming every field and balance was already accurate.</w:t>
+        <w:t>I reviewed the client’s inventory spreadsheet, Google Form and product QR-code PDF, and discussed the requirements through online and face-to-face communication. Important requirements included product-specific scanning, employee ID entry, quantities, photos, separate administrator access and individual reorder thresholds.</w:t>
       </w:r>
     </w:p>
     <w:p>
@@ -1302,7 +1213,7 @@
         <w:jc w:val="both"/>
       </w:pPr>
       <w:r>
-        <w:t>Important clarifications included the distinction between employee-facing and administrator-facing information. Workers required the product name, image and unit, but stock quantities were to remain visible only to administrators. Employee ID replaced employee name as the requested recording field. Units such as PAIR, PCS, PACK and KG required attention because quantities have different meanings and some products permit decimal values.</w:t>
+        <w:t>HTML, CSS and JavaScript were selected for the interface. Google Apps Script handles backend operations, Google Sheets holds product and transaction records, and Google Drive stores photos. A website allows workers to open a product form directly from a phone camera without installing an application.</w:t>
       </w:r>
     </w:p>
     <w:p>
@@ -1310,7 +1221,7 @@
         <w:pStyle w:val="Heading2"/>
       </w:pPr>
       <w:r>
-        <w:t>2.2 Choice of Website Rather than Native Application</w:t>
+        <w:t>2.2 Workflow and Initial Prototype</w:t>
       </w:r>
     </w:p>
     <w:p>
@@ -1319,7 +1230,7 @@
         <w:jc w:val="both"/>
       </w:pPr>
       <w:r>
-        <w:t>A mobile-friendly website was investigated as the simplest way to retain the existing scanning habit. A QR code can contain a web address with a product identifier, allowing a phone camera to open the correct form. Workers do not need to install a separate native application, and administrators can use the same web service on a computer.</w:t>
+        <w:t>The worker scans a QR code, confirms the product, enters an employee ID and quantity, attaches a photo and submits the movement. Administrators manage products, review inventory, correct mistaken records and print selected labels. Current stock is calculated as opening balance plus valid receipts minus valid issues.</w:t>
       </w:r>
     </w:p>
     <w:p>
@@ -1329,125 +1240,7 @@
         <w:jc w:val="both"/>
       </w:pPr>
       <w:r>
-        <w:t>This choice also introduced limitations. An internet connection is required for submission, phone-camera behaviour varies by browser, and a home-screen shortcut does not automatically provide native push notifications. Website dialogs require the administrator page to remain open. Email alerts can reach an administrator outside the page, while other messaging channels require additional integration.</w:t>
-      </w:r>
-    </w:p>
-    <w:p>
-      <w:pPr>
-        <w:pStyle w:val="Heading2"/>
-      </w:pPr>
-      <w:r>
-        <w:t>2.3 Languages and Development Tools</w:t>
-      </w:r>
-    </w:p>
-    <w:p>
-      <w:pPr>
-        <w:widowControl/>
-        <w:jc w:val="both"/>
-      </w:pPr>
-      <w:r>
-        <w:t>HTML defines the structure of forms, tables, dialogs and printable labels. CSS controls spacing, colour, responsive layouts and print styling. JavaScript manages interface behaviour, validation, image preparation and QR-code generation. Google Apps Script also uses JavaScript and provides the server-side functions that read or update Google Sheets and save photo files in Google Drive. Java was listed among possible training tools in the plan, but it was not required for this website.</w:t>
-      </w:r>
-    </w:p>
-    <w:p>
-      <w:pPr>
-        <w:widowControl/>
-        <w:ind w:firstLine="720"/>
-        <w:jc w:val="both"/>
-      </w:pPr>
-      <w:r>
-        <w:t>Google Sheets was selected as a small-team record store because administrators were already familiar with spreadsheet-based inventory information. Google Drive provides file storage for transaction and product photographs. GitHub stores source-code versions and supporting documentation. Microsoft Word is used for reporting. These choices reduce initial infrastructure complexity but do not remove the need for permission checks, validation, quotas and recovery procedures.</w:t>
-      </w:r>
-    </w:p>
-    <w:p>
-      <w:pPr>
-        <w:pStyle w:val="Heading2"/>
-      </w:pPr>
-      <w:r>
-        <w:t>2.4 System Architecture and Data Design</w:t>
-      </w:r>
-    </w:p>
-    <w:p>
-      <w:pPr>
-        <w:widowControl/>
-        <w:jc w:val="both"/>
-      </w:pPr>
-      <w:r>
-        <w:t>The architecture separates the user interface from data-changing operations. The browser displays the form and submits a request to Apps Script. The backend validates it before writing records. Workers should not receive administrator stock data merely because a field is hidden on screen. Server-side checks are required for administrative actions.</w:t>
-      </w:r>
-    </w:p>
-    <w:p>
-      <w:pPr>
-        <w:widowControl/>
-        <w:ind w:firstLine="720"/>
-        <w:jc w:val="both"/>
-      </w:pPr>
-      <w:r>
-        <w:t>Products holds product codes, names, categories, units, opening balances, reorder thresholds, image references and product status. Transactions holds a request identifier, time, product code, movement type, quantity, employee ID, notes and a photo reference. Settings stores the company name and logo. Product codes remain stable so that existing QR labels and transaction references continue to identify the same product.</w:t>
-      </w:r>
-    </w:p>
-    <w:p>
-      <w:pPr>
-        <w:widowControl/>
-        <w:ind w:firstLine="720"/>
-        <w:jc w:val="both"/>
-      </w:pPr>
-      <w:r>
-        <w:t>Current stock is calculated as opening balance plus active receipts minus active issues. A corrected transaction is excluded from the calculation while its original row is retained. This supports traceability and makes the effect of a mistake understandable. Deleting a receipt must be refused when the correction would make the product balance negative.</w:t>
-      </w:r>
-    </w:p>
-    <w:p>
-      <w:pPr>
-        <w:pStyle w:val="Heading2"/>
-      </w:pPr>
-      <w:r>
-        <w:t>2.5 QR Identification and Printable Labels</w:t>
-      </w:r>
-    </w:p>
-    <w:p>
-      <w:pPr>
-        <w:widowControl/>
-        <w:jc w:val="both"/>
-      </w:pPr>
-      <w:r>
-        <w:t>A product QR code contains the deployed website address and an item parameter. The identifier selects the product when the worker opens the form. A missing or inactive product must not silently become a different product. The worker should be prompted to contact the administrator or explicitly select an active product.</w:t>
-      </w:r>
-    </w:p>
-    <w:p>
-      <w:pPr>
-        <w:widowControl/>
-        <w:ind w:firstLine="720"/>
-        <w:jc w:val="both"/>
-      </w:pPr>
-      <w:r>
-        <w:t>Labels combine a QR code with the product code, name, unit and an available photograph. Optional text can identify a shelf or store area. The administrator can select one item, several items or all items for printing and remove accidental selections before generation. Correct QR destinations and physical scanability must be checked; a visually present code alone does not prove that the printed label works.</w:t>
-      </w:r>
-    </w:p>
-    <w:p>
-      <w:pPr>
-        <w:pStyle w:val="Heading2"/>
-      </w:pPr>
-      <w:r>
-        <w:t>2.6 Access Control, Validation and Limitations</w:t>
-      </w:r>
-    </w:p>
-    <w:p>
-      <w:pPr>
-        <w:widowControl/>
-        <w:jc w:val="both"/>
-      </w:pPr>
-      <w:r>
-        <w:t>The initial design uses a shared administrator password checked by backend functions. It is a limited administrative access mechanism, not a complete per-user account system. Employee IDs are self-reported values, not verified identity. If anonymous website access is enabled, anyone with the link can submit a stock issue. These constraints must be understood before wider operational use.</w:t>
-      </w:r>
-    </w:p>
-    <w:p>
-      <w:pPr>
-        <w:widowControl/>
-        <w:ind w:firstLine="720"/>
-        <w:jc w:val="both"/>
-      </w:pPr>
-      <w:r>
-        <w:t>Other design considerations include positive quantities, decimal-unit handling, insufficient-stock rejection, file-format and size checks, duplicate-request identifiers and serialised stock updates. Photos should not be publicly shared unintentionally. Apps Script, email and Drive quotas apply, and calculating stock from all transactions will eventually require optimisation as data volume grows.</w:t>
+        <w:t>Following the research and development work, an initial prototype is available for client review. Design considerations include quantity validation, insufficient-stock rejection, duplicate-submission protection and server-side administrator checks. Employee IDs remain self-reported, and shared administrator access is a limitation of the initial version.</w:t>
       </w:r>
     </w:p>
     <w:p>
@@ -1468,7 +1261,7 @@
         <w:pStyle w:val="Heading2"/>
       </w:pPr>
       <w:r>
-        <w:t>3.1 Week 1: Communication and Requirements Analysis</w:t>
+        <w:t>3.1 Week 1: Requirements and Process Understanding (12–17 October)</w:t>
       </w:r>
     </w:p>
     <w:p>
@@ -1477,17 +1270,7 @@
         <w:jc w:val="both"/>
       </w:pPr>
       <w:r>
-        <w:t>During the first reporting interval, 12–17 October 2026, the focus was on understanding the client’s stock-management needs. Online communication and face-to-face meetings helped translate operational descriptions into a structured requirements list. I reviewed the inventory spreadsheet, the current Google Form entry route and the item-specific QR-code material.</w:t>
-      </w:r>
-    </w:p>
-    <w:p>
-      <w:pPr>
-        <w:widowControl/>
-        <w:ind w:firstLine="720"/>
-        <w:jc w:val="both"/>
-      </w:pPr>
-      <w:r>
-        <w:t>I separated the worker’s collection process from the administrator’s monitoring process and outlined the distinction between receipts and issues. I also explored whether a website could meet the need more simply than a native application. The intended output of this stage was a requirements draft and workflow outline, not a claim that the whole system had been delivered.</w:t>
+        <w:t>I communicated with the client online and in person to understand how workers collect items and how administrators monitor stock. I reviewed the supplied stock data and existing QR-to-form process, identified the required data fields, and organised the initial requirements. I outlined worker and administrator workflows and explored a practical web-based approach.</w:t>
       </w:r>
     </w:p>
     <w:p>
@@ -1495,7 +1278,7 @@
         <w:pStyle w:val="Heading2"/>
       </w:pPr>
       <w:r>
-        <w:t>3.2 Week 2: Technical Investigation and Initial Design</w:t>
+        <w:t>3.2 Week 2: Research, Design and Initial Development (19–24 October)</w:t>
       </w:r>
     </w:p>
     <w:p>
@@ -1504,17 +1287,7 @@
         <w:jc w:val="both"/>
       </w:pPr>
       <w:r>
-        <w:t>The second reporting interval is 19–24 October 2026. The draft records technical research and workflow planning up to 21 October. I investigated the roles of HTML, CSS, JavaScript, Apps Script, Sheets and Drive, and outlined the data fields and processing steps required to connect them.</w:t>
-      </w:r>
-    </w:p>
-    <w:p>
-      <w:pPr>
-        <w:widowControl/>
-        <w:ind w:firstLine="720"/>
-        <w:jc w:val="both"/>
-      </w:pPr>
-      <w:r>
-        <w:t>For 22–24 October, the planned activities are to prepare simple page wireframes, review the proposed workflow with the client and prioritise development tasks. These activities are not recorded as completed in advance. This distinction is important when preparing an accurate internship log rather than a retrospective schedule that implies unsupported completion dates.</w:t>
+        <w:t>The work up to 21 October focused on selecting tools, organising the product and transaction data, and preparing the initial website. The prototype brings together QR product selection, employee ID and quantity entry, photos, stock calculations and administrator functions. The remaining days of this week are allocated to checking the prototype and preparing it for the client’s review. Formal acceptance and any client-requested changes remain pending.</w:t>
       </w:r>
     </w:p>
     <w:p>
@@ -1522,7 +1295,7 @@
         <w:pStyle w:val="Heading2"/>
       </w:pPr>
       <w:r>
-        <w:t>3.3 Proposed Work for Weeks 3 and 4</w:t>
+        <w:t>3.3 Week 3: Client Review and Test Run (26–31 October — Planned)</w:t>
       </w:r>
     </w:p>
     <w:p>
@@ -1531,17 +1304,7 @@
         <w:jc w:val="both"/>
       </w:pPr>
       <w:r>
-        <w:t>Week 3, 26–31 October, is allocated to the core prototype: worker and administrator interfaces, product-specific QR routing, employee ID entry, quantities, photos, stock receipts and issues, and integration with Sheets and Drive. Initial checks should use a dedicated test product before increasing the catalog or using real operational balances.</w:t>
-      </w:r>
-    </w:p>
-    <w:p>
-      <w:pPr>
-        <w:widowControl/>
-        <w:ind w:firstLine="720"/>
-        <w:jc w:val="both"/>
-      </w:pPr>
-      <w:r>
-        <w:t>Week 4, 2–7 November, is allocated to refinement, integration tests, client feedback and handover preparation. Additional agreed functions include product maintenance, administrator record correction, company branding, selected-label printing and reorder alerts. Delivery depends on actual test results and acceptance. Features should be reprioritised if the scope exceeds the available time.</w:t>
+        <w:t>The third week is reserved for the client to review and try the website. Test runs will focus on scanning printed labels, selecting the correct product, submitting receipts/issues, checking photos and verifying inventory changes. Comments and problems will be recorded for prioritisation. Specific modifications are left open until the client provides feedback.</w:t>
       </w:r>
     </w:p>
     <w:p>
@@ -1549,7 +1312,7 @@
         <w:pStyle w:val="Heading2"/>
       </w:pPr>
       <w:r>
-        <w:t>3.4 Communication, Independent Learning and Problem Solving</w:t>
+        <w:t>3.4 Week 4: Follow-up Testing and Maintenance (2–7 November — Planned)</w:t>
       </w:r>
     </w:p>
     <w:p>
@@ -1558,34 +1321,7 @@
         <w:jc w:val="both"/>
       </w:pPr>
       <w:r>
-        <w:t>The project required translating practical questions into specific behaviour: who may see stock, what happens after scanning, when a reorder reminder appears, and how a mistaken movement is corrected. I aimed to describe these behaviours clearly and obtain feedback before treating a design as settled.</w:t>
-      </w:r>
-    </w:p>
-    <w:p>
-      <w:pPr>
-        <w:widowControl/>
-        <w:ind w:firstLine="720"/>
-        <w:jc w:val="both"/>
-      </w:pPr>
-      <w:r>
-        <w:t>Independent learning focused on JavaScript, Apps Script and the relationship between a spreadsheet, uploaded files and a web interface. A useful problem-solving approach is to inspect the exact error, distinguish a client-side failure from a backend or permission issue, and repeat the affected check after a meaningful change. The workflow also emphasises testing saved code separately before replacing a working deployment.</w:t>
-      </w:r>
-    </w:p>
-    <w:p>
-      <w:pPr>
-        <w:pStyle w:val="Heading2"/>
-      </w:pPr>
-      <w:r>
-        <w:t>3.5 Mapping to Course Outcomes</w:t>
-      </w:r>
-    </w:p>
-    <w:p>
-      <w:pPr>
-        <w:widowControl/>
-        <w:jc w:val="both"/>
-      </w:pPr>
-      <w:r>
-        <w:t>CO1 is addressed through requirements analysis, workflow modelling and data design. CO2 relates to the practical use of web languages, Google services, QR technology and version control. CO5 concerns client communication and written instructions; CO6 concerns carrying out research independently while discussing requirements with the client or supervisor. CO7 concerns learning unfamiliar tools and improving the solution through feedback. These are reflective mappings, not a substitute for supervisor verification or formal assessment.</w:t>
+        <w:t>The fourth week is allocated to further test runs, checking any changes agreed with the client and initial maintenance. Modifications will depend on the feedback received; no particular fix is claimed in advance. The actual changes, retest results and handover status will be added after confirmation.</w:t>
       </w:r>
     </w:p>
     <w:p>
@@ -1606,7 +1342,7 @@
         <w:pStyle w:val="Heading2"/>
       </w:pPr>
       <w:r>
-        <w:t>4.1 Requirements and Design Deliverables</w:t>
+        <w:t>4.1 Core Tasks and Validation</w:t>
       </w:r>
     </w:p>
     <w:p>
@@ -1615,7 +1351,7 @@
         <w:jc w:val="both"/>
       </w:pPr>
       <w:r>
-        <w:t>The initial deliverables for this reporting period are a requirements list, a proposed worker/admin workflow, a technology selection and a preliminary data model. The worker interface is intended to identify the item and collect a movement record. The administrator interface is intended to manage products, review balances, correct mistakes and generate clear labels. The appendices record these requirements in a form that can be refined with the client.</w:t>
+        <w:t>The project work covers requirements, workflow and data design, an initial web prototype and preparation for client testing. The test run should confirm correct QR routing, stock deductions and additions, photo retrieval, selected-label printing and administrator record correction. A successful page load alone is not sufficient to validate these functions.</w:t>
       </w:r>
     </w:p>
     <w:p>
@@ -1623,7 +1359,7 @@
         <w:pStyle w:val="Heading2"/>
       </w:pPr>
       <w:r>
-        <w:t>4.2 Planned Functional Verification</w:t>
+        <w:t>4.2 Responsible Data Handling and Learning</w:t>
       </w:r>
     </w:p>
     <w:p>
@@ -1632,71 +1368,7 @@
         <w:jc w:val="both"/>
       </w:pPr>
       <w:r>
-        <w:t>The proposed verification approach follows actual business scenarios rather than merely checking that a page loads. A QR label should open the correct item; an issue should reduce stock; a receipt should increase stock; insufficient stock should prevent an issue; a saved photo should remain available to an authorised reviewer. Administrative deletion should reverse the record’s stock effect once, retain its audit information and reject a correction that creates a negative balance.</w:t>
-      </w:r>
-    </w:p>
-    <w:p>
-      <w:pPr>
-        <w:widowControl/>
-        <w:ind w:firstLine="720"/>
-        <w:jc w:val="both"/>
-      </w:pPr>
-      <w:r>
-        <w:t>The appendices include test cases and expected outcomes. A formal dated execution log, screenshots and client acceptance evidence have not been supplied for this report draft. Therefore the matrix is a test plan, not a fabricated set of pass results. Results should be entered only after the corresponding checks have been performed and recorded.</w:t>
-      </w:r>
-    </w:p>
-    <w:p>
-      <w:pPr>
-        <w:pStyle w:val="Heading2"/>
-      </w:pPr>
-      <w:r>
-        <w:t>4.3 Data Accuracy and Responsible Access</w:t>
-      </w:r>
-    </w:p>
-    <w:p>
-      <w:pPr>
-        <w:widowControl/>
-        <w:jc w:val="both"/>
-      </w:pPr>
-      <w:r>
-        <w:t>An opening balance must be verified against actual stock before operational launch. Test movements should be clearly identified and corrected through the appropriate mechanism. Manually deleting spreadsheet rows can damage traceability and should be avoided. Administrator corrections retain the original transaction, deletion time and reason, while excluding the voided movement from active balances.</w:t>
-      </w:r>
-    </w:p>
-    <w:p>
-      <w:pPr>
-        <w:widowControl/>
-        <w:ind w:firstLine="720"/>
-        <w:jc w:val="both"/>
-      </w:pPr>
-      <w:r>
-        <w:t>Shared administrator credentials provide equal permissions to everyone who receives them. Credentials should be exchanged privately and must not appear in public source code, screenshots or reports. Sharing the website is different from granting permission to view private Drive photos. Access should be limited to authorised purposes and reviewed before additional users are invited.</w:t>
-      </w:r>
-    </w:p>
-    <w:p>
-      <w:pPr>
-        <w:pStyle w:val="Heading2"/>
-      </w:pPr>
-      <w:r>
-        <w:t>4.4 Professional Conduct and Reporting Integrity</w:t>
-      </w:r>
-    </w:p>
-    <w:p>
-      <w:pPr>
-        <w:widowControl/>
-        <w:jc w:val="both"/>
-      </w:pPr>
-      <w:r>
-        <w:t>Professional practice in this project includes careful handling of client information, respecting authorised access, maintaining accurate records and explaining limitations honestly. The supplied training plan identifies these responsibilities under CO3 and CO4. Specific internal policies were not provided, so this draft does not claim that a named compliance standard or formal security audit has been satisfied.</w:t>
-      </w:r>
-    </w:p>
-    <w:p>
-      <w:pPr>
-        <w:widowControl/>
-        <w:ind w:firstLine="720"/>
-        <w:jc w:val="both"/>
-      </w:pPr>
-      <w:r>
-        <w:t>The report distinguishes observed project needs, technical design and proposed future work. It does not invent meeting attendance, working hours, supervisor approval, test evidence or client acceptance. The student should verify factual statements, revise the draft in their own understanding and comply with university requirements on assisted writing before signing the official declaration.</w:t>
+        <w:t>Opening stock should be checked before operational use. Test records should be identified clearly, and corrections should retain an audit trail. Credentials and private photo links should not be published. The project develops software design and tool-use skills (CO1–CO2), communication and independent learning (CO5–CO7), and responsible handling of client information (CO3–CO4).</w:t>
       </w:r>
     </w:p>
     <w:p>
@@ -1709,7 +1381,7 @@
         <w:pStyle w:val="Heading1"/>
       </w:pPr>
       <w:r>
-        <w:t>CHAPTER 5 — CONCLUSIONS AND NEXT STEPS</w:t>
+        <w:t>CHAPTER 5 — INTERIM CONCLUSION</w:t>
       </w:r>
     </w:p>
     <w:p>
@@ -1717,7 +1389,7 @@
         <w:pStyle w:val="Heading2"/>
       </w:pPr>
       <w:r>
-        <w:t>5.1 Interim Conclusion</w:t>
+        <w:t>5.1 Project Status and Next Steps</w:t>
       </w:r>
     </w:p>
     <w:p>
@@ -1726,111 +1398,7 @@
         <w:jc w:val="both"/>
       </w:pPr>
       <w:r>
-        <w:t>The initial project stages establish a practical direction for improving stock records through product QR codes and a mobile-friendly website. Requirements analysis highlights that the most important worker interaction is scanning a label and reaching the correct product form. A separation between product information, transactions, photographs and administrative settings provides a clearer basis for later implementation.</w:t>
-      </w:r>
-    </w:p>
-    <w:p>
-      <w:pPr>
-        <w:widowControl/>
-        <w:ind w:firstLine="720"/>
-        <w:jc w:val="both"/>
-      </w:pPr>
-      <w:r>
-        <w:t>At this stage, the main learning relates to client communication, technical evaluation and designing a consistent stock workflow. Areas requiring further development include secure user access, systematic test evidence, physical stock verification and operating within Google service quotas. This is an interim conclusion for the first project, not a final assessment of the whole training period.</w:t>
-      </w:r>
-    </w:p>
-    <w:p>
-      <w:pPr>
-        <w:pStyle w:val="Heading2"/>
-      </w:pPr>
-      <w:r>
-        <w:t>5.2 Remaining Work and Future Improvements</w:t>
-      </w:r>
-    </w:p>
-    <w:p>
-      <w:pPr>
-        <w:widowControl/>
-        <w:jc w:val="both"/>
-      </w:pPr>
-      <w:r>
-        <w:t>The remaining scheduled work is to implement or refine the agreed prototype, execute representative tests, confirm the initial stock figures, obtain client feedback and prepare deployment and user instructions. The final report should replace planned entries with verified outcomes and include evidence appropriate for public disclosure.</w:t>
-      </w:r>
-    </w:p>
-    <w:p>
-      <w:pPr>
-        <w:widowControl/>
-        <w:ind w:firstLine="720"/>
-        <w:jc w:val="both"/>
-      </w:pPr>
-      <w:r>
-        <w:t>Possible later improvements include individual administrator accounts, stronger employee verification, database optimisation and additional notification channels. Moving ownership to a company-managed Google account also requires planning for spreadsheet and photo access, deployment ownership and possible changes to QR destinations. These improvements are future considerations rather than commitments within the initial month.</w:t>
-      </w:r>
-    </w:p>
-    <w:p>
-      <w:r>
-        <w:br w:type="page"/>
-      </w:r>
-    </w:p>
-    <w:p>
-      <w:pPr>
-        <w:pStyle w:val="Heading1"/>
-      </w:pPr>
-      <w:r>
-        <w:t>REFERENCES</w:t>
-      </w:r>
-    </w:p>
-    <w:p>
-      <w:pPr>
-        <w:widowControl/>
-        <w:jc w:val="both"/>
-      </w:pPr>
-      <w:r>
-        <w:t>Universiti Tunku Abdul Rahman (2024) GD008 IT Report Template 2024. User-supplied report template.</w:t>
-      </w:r>
-    </w:p>
-    <w:p>
-      <w:pPr>
-        <w:widowControl/>
-        <w:jc w:val="both"/>
-      </w:pPr>
-      <w:r>
-        <w:t>Universiti Tunku Abdul Rahman (n.d.) GD007 IT Report Guidelines, LKC FES, revision 06 (Non-QS). User-supplied guidelines.</w:t>
-      </w:r>
-    </w:p>
-    <w:p>
-      <w:pPr>
-        <w:widowControl/>
-        <w:jc w:val="both"/>
-      </w:pPr>
-      <w:r>
-        <w:t>Universiti Tunku Abdul Rahman (2026) Industrial Training Plan, FM-FES-ITC-004, revision 4. Prepared by Wong Sook En; dated 13 October 2026. User-supplied document.</w:t>
-      </w:r>
-    </w:p>
-    <w:p>
-      <w:pPr>
-        <w:widowControl/>
-        <w:jc w:val="both"/>
-      </w:pPr>
-      <w:r>
-        <w:t>Client-supplied materials (n.d.) STORE INVENTORY SYSTEM — Google spreadsheet export and DU01–DU16 Individual QR and Images PDF. Internal project references; no private operational URLs reproduced.</w:t>
-      </w:r>
-    </w:p>
-    <w:p>
-      <w:pPr>
-        <w:widowControl/>
-        <w:jc w:val="both"/>
-      </w:pPr>
-      <w:r>
-        <w:t>Google (n.d.) Apps Script documentation. Available at: https://developers.google.com/apps-script/ (technical reference for further verification).</w:t>
-      </w:r>
-    </w:p>
-    <w:p>
-      <w:pPr>
-        <w:widowControl/>
-        <w:jc w:val="both"/>
-      </w:pPr>
-      <w:r>
-        <w:t>MDN Web Docs (n.d.) HTML, CSS and JavaScript documentation. Available at: https://developer.mozilla.org/ (technical reference for further verification).</w:t>
+        <w:t>The research and initial prototype provide a basis for the client’s test run. The next stage is to collect feedback, identify necessary changes and maintain the website while checking its suitability for daily stock recording. Weeks 3–4 are future work in this draft dated 21 October 2026; actual feedback, modifications and acceptance will be entered later. This project account forms only the first part of the longer industrial training report.</w:t>
       </w:r>
     </w:p>
     <w:p>
@@ -2558,7 +2126,7 @@
                 <w:b w:val="0"/>
                 <w:sz w:val="20"/>
               </w:rPr>
-              <w:t>Research, workflows, data design and wireframes</w:t>
+              <w:t>Research, design and initial prototype</w:t>
             </w:r>
           </w:p>
         </w:tc>
@@ -2614,7 +2182,7 @@
                 <w:b w:val="0"/>
                 <w:sz w:val="20"/>
               </w:rPr>
-              <w:t>Core implementation and integration</w:t>
+              <w:t>Client review, test runs and feedback; changes pending</w:t>
             </w:r>
           </w:p>
         </w:tc>
@@ -2670,7 +2238,7 @@
                 <w:b w:val="0"/>
                 <w:sz w:val="20"/>
               </w:rPr>
-              <w:t>Refinement, tests, feedback and handover</w:t>
+              <w:t>Retesting and maintenance according to client feedback</w:t>
             </w:r>
           </w:p>
         </w:tc>
@@ -3010,7 +2578,7 @@
                 <w:b w:val="0"/>
                 <w:sz w:val="20"/>
               </w:rPr>
-              <w:t>T4</w:t>
+              <w:t>T6</w:t>
             </w:r>
           </w:p>
         </w:tc>
@@ -3028,7 +2596,7 @@
                 <w:b w:val="0"/>
                 <w:sz w:val="20"/>
               </w:rPr>
-              <w:t>Issue above available stock</w:t>
+              <w:t>Delete mistaken issue</w:t>
             </w:r>
           </w:p>
         </w:tc>
@@ -3046,7 +2614,7 @@
                 <w:b w:val="0"/>
                 <w:sz w:val="20"/>
               </w:rPr>
-              <w:t>Request rejected; no deduction</w:t>
+              <w:t>Stock restored once; audit retained</w:t>
             </w:r>
           </w:p>
         </w:tc>
@@ -3084,7 +2652,7 @@
                 <w:b w:val="0"/>
                 <w:sz w:val="20"/>
               </w:rPr>
-              <w:t>T5</w:t>
+              <w:t>T8</w:t>
             </w:r>
           </w:p>
         </w:tc>
@@ -3102,7 +2670,7 @@
                 <w:b w:val="0"/>
                 <w:sz w:val="20"/>
               </w:rPr>
-              <w:t>Retry identical request</w:t>
+              <w:t>Select several labels; remove one</w:t>
             </w:r>
           </w:p>
         </w:tc>
@@ -3120,7 +2688,7 @@
                 <w:b w:val="0"/>
                 <w:sz w:val="20"/>
               </w:rPr>
-              <w:t>No second deduction</w:t>
+              <w:t>Only remaining labels printed</w:t>
             </w:r>
           </w:p>
         </w:tc>
@@ -3158,7 +2726,7 @@
                 <w:b w:val="0"/>
                 <w:sz w:val="20"/>
               </w:rPr>
-              <w:t>T6</w:t>
+              <w:t>T12</w:t>
             </w:r>
           </w:p>
         </w:tc>
@@ -3176,7 +2744,7 @@
                 <w:b w:val="0"/>
                 <w:sz w:val="20"/>
               </w:rPr>
-              <w:t>Delete mistaken issue</w:t>
+              <w:t>Upload and review a photo</w:t>
             </w:r>
           </w:p>
         </w:tc>
@@ -3194,7 +2762,7 @@
                 <w:b w:val="0"/>
                 <w:sz w:val="20"/>
               </w:rPr>
-              <w:t>Stock restored once; audit retained</w:t>
+              <w:t>Authorised reviewer can retrieve correct image</w:t>
             </w:r>
           </w:p>
         </w:tc>
@@ -3217,612 +2785,7 @@
           </w:p>
         </w:tc>
       </w:tr>
-      <w:tr>
-        <w:tc>
-          <w:tcPr>
-            <w:tcW w:type="dxa" w:w="2582"/>
-          </w:tcPr>
-          <w:p>
-            <w:pPr>
-              <w:spacing w:line="276" w:lineRule="auto" w:after="120"/>
-            </w:pPr>
-            <w:r>
-              <w:rPr>
-                <w:rFonts w:ascii="Times New Roman" w:hAnsi="Times New Roman" w:eastAsia="SimSun"/>
-                <w:b w:val="0"/>
-                <w:sz w:val="20"/>
-              </w:rPr>
-              <w:t>T7</w:t>
-            </w:r>
-          </w:p>
-        </w:tc>
-        <w:tc>
-          <w:tcPr>
-            <w:tcW w:type="dxa" w:w="2582"/>
-          </w:tcPr>
-          <w:p>
-            <w:pPr>
-              <w:spacing w:line="276" w:lineRule="auto" w:after="120"/>
-            </w:pPr>
-            <w:r>
-              <w:rPr>
-                <w:rFonts w:ascii="Times New Roman" w:hAnsi="Times New Roman" w:eastAsia="SimSun"/>
-                <w:b w:val="0"/>
-                <w:sz w:val="20"/>
-              </w:rPr>
-              <w:t>Delete receipt causing negative stock</w:t>
-            </w:r>
-          </w:p>
-        </w:tc>
-        <w:tc>
-          <w:tcPr>
-            <w:tcW w:type="dxa" w:w="2582"/>
-          </w:tcPr>
-          <w:p>
-            <w:pPr>
-              <w:spacing w:line="276" w:lineRule="auto" w:after="120"/>
-            </w:pPr>
-            <w:r>
-              <w:rPr>
-                <w:rFonts w:ascii="Times New Roman" w:hAnsi="Times New Roman" w:eastAsia="SimSun"/>
-                <w:b w:val="0"/>
-                <w:sz w:val="20"/>
-              </w:rPr>
-              <w:t>Correction rejected</w:t>
-            </w:r>
-          </w:p>
-        </w:tc>
-        <w:tc>
-          <w:tcPr>
-            <w:tcW w:type="dxa" w:w="2582"/>
-          </w:tcPr>
-          <w:p>
-            <w:pPr>
-              <w:spacing w:line="276" w:lineRule="auto" w:after="120"/>
-            </w:pPr>
-            <w:r>
-              <w:rPr>
-                <w:rFonts w:ascii="Times New Roman" w:hAnsi="Times New Roman" w:eastAsia="SimSun"/>
-                <w:b w:val="0"/>
-                <w:sz w:val="20"/>
-              </w:rPr>
-              <w:t>To execute / evidence pending</w:t>
-            </w:r>
-          </w:p>
-        </w:tc>
-      </w:tr>
-      <w:tr>
-        <w:tc>
-          <w:tcPr>
-            <w:tcW w:type="dxa" w:w="2582"/>
-          </w:tcPr>
-          <w:p>
-            <w:pPr>
-              <w:spacing w:line="276" w:lineRule="auto" w:after="120"/>
-            </w:pPr>
-            <w:r>
-              <w:rPr>
-                <w:rFonts w:ascii="Times New Roman" w:hAnsi="Times New Roman" w:eastAsia="SimSun"/>
-                <w:b w:val="0"/>
-                <w:sz w:val="20"/>
-              </w:rPr>
-              <w:t>T8</w:t>
-            </w:r>
-          </w:p>
-        </w:tc>
-        <w:tc>
-          <w:tcPr>
-            <w:tcW w:type="dxa" w:w="2582"/>
-          </w:tcPr>
-          <w:p>
-            <w:pPr>
-              <w:spacing w:line="276" w:lineRule="auto" w:after="120"/>
-            </w:pPr>
-            <w:r>
-              <w:rPr>
-                <w:rFonts w:ascii="Times New Roman" w:hAnsi="Times New Roman" w:eastAsia="SimSun"/>
-                <w:b w:val="0"/>
-                <w:sz w:val="20"/>
-              </w:rPr>
-              <w:t>Select several labels; remove one</w:t>
-            </w:r>
-          </w:p>
-        </w:tc>
-        <w:tc>
-          <w:tcPr>
-            <w:tcW w:type="dxa" w:w="2582"/>
-          </w:tcPr>
-          <w:p>
-            <w:pPr>
-              <w:spacing w:line="276" w:lineRule="auto" w:after="120"/>
-            </w:pPr>
-            <w:r>
-              <w:rPr>
-                <w:rFonts w:ascii="Times New Roman" w:hAnsi="Times New Roman" w:eastAsia="SimSun"/>
-                <w:b w:val="0"/>
-                <w:sz w:val="20"/>
-              </w:rPr>
-              <w:t>Only remaining labels printed</w:t>
-            </w:r>
-          </w:p>
-        </w:tc>
-        <w:tc>
-          <w:tcPr>
-            <w:tcW w:type="dxa" w:w="2582"/>
-          </w:tcPr>
-          <w:p>
-            <w:pPr>
-              <w:spacing w:line="276" w:lineRule="auto" w:after="120"/>
-            </w:pPr>
-            <w:r>
-              <w:rPr>
-                <w:rFonts w:ascii="Times New Roman" w:hAnsi="Times New Roman" w:eastAsia="SimSun"/>
-                <w:b w:val="0"/>
-                <w:sz w:val="20"/>
-              </w:rPr>
-              <w:t>To execute / evidence pending</w:t>
-            </w:r>
-          </w:p>
-        </w:tc>
-      </w:tr>
-      <w:tr>
-        <w:tc>
-          <w:tcPr>
-            <w:tcW w:type="dxa" w:w="2582"/>
-          </w:tcPr>
-          <w:p>
-            <w:pPr>
-              <w:spacing w:line="276" w:lineRule="auto" w:after="120"/>
-            </w:pPr>
-            <w:r>
-              <w:rPr>
-                <w:rFonts w:ascii="Times New Roman" w:hAnsi="Times New Roman" w:eastAsia="SimSun"/>
-                <w:b w:val="0"/>
-                <w:sz w:val="20"/>
-              </w:rPr>
-              <w:t>T9</w:t>
-            </w:r>
-          </w:p>
-        </w:tc>
-        <w:tc>
-          <w:tcPr>
-            <w:tcW w:type="dxa" w:w="2582"/>
-          </w:tcPr>
-          <w:p>
-            <w:pPr>
-              <w:spacing w:line="276" w:lineRule="auto" w:after="120"/>
-            </w:pPr>
-            <w:r>
-              <w:rPr>
-                <w:rFonts w:ascii="Times New Roman" w:hAnsi="Times New Roman" w:eastAsia="SimSun"/>
-                <w:b w:val="0"/>
-                <w:sz w:val="20"/>
-              </w:rPr>
-              <w:t>Save company name/logo</w:t>
-            </w:r>
-          </w:p>
-        </w:tc>
-        <w:tc>
-          <w:tcPr>
-            <w:tcW w:type="dxa" w:w="2582"/>
-          </w:tcPr>
-          <w:p>
-            <w:pPr>
-              <w:spacing w:line="276" w:lineRule="auto" w:after="120"/>
-            </w:pPr>
-            <w:r>
-              <w:rPr>
-                <w:rFonts w:ascii="Times New Roman" w:hAnsi="Times New Roman" w:eastAsia="SimSun"/>
-                <w:b w:val="0"/>
-                <w:sz w:val="20"/>
-              </w:rPr>
-              <w:t>Branding persists after reload</w:t>
-            </w:r>
-          </w:p>
-        </w:tc>
-        <w:tc>
-          <w:tcPr>
-            <w:tcW w:type="dxa" w:w="2582"/>
-          </w:tcPr>
-          <w:p>
-            <w:pPr>
-              <w:spacing w:line="276" w:lineRule="auto" w:after="120"/>
-            </w:pPr>
-            <w:r>
-              <w:rPr>
-                <w:rFonts w:ascii="Times New Roman" w:hAnsi="Times New Roman" w:eastAsia="SimSun"/>
-                <w:b w:val="0"/>
-                <w:sz w:val="20"/>
-              </w:rPr>
-              <w:t>To execute / evidence pending</w:t>
-            </w:r>
-          </w:p>
-        </w:tc>
-      </w:tr>
-      <w:tr>
-        <w:tc>
-          <w:tcPr>
-            <w:tcW w:type="dxa" w:w="2582"/>
-          </w:tcPr>
-          <w:p>
-            <w:pPr>
-              <w:spacing w:line="276" w:lineRule="auto" w:after="120"/>
-            </w:pPr>
-            <w:r>
-              <w:rPr>
-                <w:rFonts w:ascii="Times New Roman" w:hAnsi="Times New Roman" w:eastAsia="SimSun"/>
-                <w:b w:val="0"/>
-                <w:sz w:val="20"/>
-              </w:rPr>
-              <w:t>T10</w:t>
-            </w:r>
-          </w:p>
-        </w:tc>
-        <w:tc>
-          <w:tcPr>
-            <w:tcW w:type="dxa" w:w="2582"/>
-          </w:tcPr>
-          <w:p>
-            <w:pPr>
-              <w:spacing w:line="276" w:lineRule="auto" w:after="120"/>
-            </w:pPr>
-            <w:r>
-              <w:rPr>
-                <w:rFonts w:ascii="Times New Roman" w:hAnsi="Times New Roman" w:eastAsia="SimSun"/>
-                <w:b w:val="0"/>
-                <w:sz w:val="20"/>
-              </w:rPr>
-              <w:t>Unauthorised admin request</w:t>
-            </w:r>
-          </w:p>
-        </w:tc>
-        <w:tc>
-          <w:tcPr>
-            <w:tcW w:type="dxa" w:w="2582"/>
-          </w:tcPr>
-          <w:p>
-            <w:pPr>
-              <w:spacing w:line="276" w:lineRule="auto" w:after="120"/>
-            </w:pPr>
-            <w:r>
-              <w:rPr>
-                <w:rFonts w:ascii="Times New Roman" w:hAnsi="Times New Roman" w:eastAsia="SimSun"/>
-                <w:b w:val="0"/>
-                <w:sz w:val="20"/>
-              </w:rPr>
-              <w:t>Backend denies operation</w:t>
-            </w:r>
-          </w:p>
-        </w:tc>
-        <w:tc>
-          <w:tcPr>
-            <w:tcW w:type="dxa" w:w="2582"/>
-          </w:tcPr>
-          <w:p>
-            <w:pPr>
-              <w:spacing w:line="276" w:lineRule="auto" w:after="120"/>
-            </w:pPr>
-            <w:r>
-              <w:rPr>
-                <w:rFonts w:ascii="Times New Roman" w:hAnsi="Times New Roman" w:eastAsia="SimSun"/>
-                <w:b w:val="0"/>
-                <w:sz w:val="20"/>
-              </w:rPr>
-              <w:t>To execute / evidence pending</w:t>
-            </w:r>
-          </w:p>
-        </w:tc>
-      </w:tr>
-      <w:tr>
-        <w:tc>
-          <w:tcPr>
-            <w:tcW w:type="dxa" w:w="2582"/>
-          </w:tcPr>
-          <w:p>
-            <w:pPr>
-              <w:spacing w:line="276" w:lineRule="auto" w:after="120"/>
-            </w:pPr>
-            <w:r>
-              <w:rPr>
-                <w:rFonts w:ascii="Times New Roman" w:hAnsi="Times New Roman" w:eastAsia="SimSun"/>
-                <w:b w:val="0"/>
-                <w:sz w:val="20"/>
-              </w:rPr>
-              <w:t>T11</w:t>
-            </w:r>
-          </w:p>
-        </w:tc>
-        <w:tc>
-          <w:tcPr>
-            <w:tcW w:type="dxa" w:w="2582"/>
-          </w:tcPr>
-          <w:p>
-            <w:pPr>
-              <w:spacing w:line="276" w:lineRule="auto" w:after="120"/>
-            </w:pPr>
-            <w:r>
-              <w:rPr>
-                <w:rFonts w:ascii="Times New Roman" w:hAnsi="Times New Roman" w:eastAsia="SimSun"/>
-                <w:b w:val="0"/>
-                <w:sz w:val="20"/>
-              </w:rPr>
-              <w:t>Threshold crossing with email configured</w:t>
-            </w:r>
-          </w:p>
-        </w:tc>
-        <w:tc>
-          <w:tcPr>
-            <w:tcW w:type="dxa" w:w="2582"/>
-          </w:tcPr>
-          <w:p>
-            <w:pPr>
-              <w:spacing w:line="276" w:lineRule="auto" w:after="120"/>
-            </w:pPr>
-            <w:r>
-              <w:rPr>
-                <w:rFonts w:ascii="Times New Roman" w:hAnsi="Times New Roman" w:eastAsia="SimSun"/>
-                <w:b w:val="0"/>
-                <w:sz w:val="20"/>
-              </w:rPr>
-              <w:t>Alert attempted; actual delivery checked</w:t>
-            </w:r>
-          </w:p>
-        </w:tc>
-        <w:tc>
-          <w:tcPr>
-            <w:tcW w:type="dxa" w:w="2582"/>
-          </w:tcPr>
-          <w:p>
-            <w:pPr>
-              <w:spacing w:line="276" w:lineRule="auto" w:after="120"/>
-            </w:pPr>
-            <w:r>
-              <w:rPr>
-                <w:rFonts w:ascii="Times New Roman" w:hAnsi="Times New Roman" w:eastAsia="SimSun"/>
-                <w:b w:val="0"/>
-                <w:sz w:val="20"/>
-              </w:rPr>
-              <w:t>To execute / evidence pending</w:t>
-            </w:r>
-          </w:p>
-        </w:tc>
-      </w:tr>
-      <w:tr>
-        <w:tc>
-          <w:tcPr>
-            <w:tcW w:type="dxa" w:w="2582"/>
-          </w:tcPr>
-          <w:p>
-            <w:pPr>
-              <w:spacing w:line="276" w:lineRule="auto" w:after="120"/>
-            </w:pPr>
-            <w:r>
-              <w:rPr>
-                <w:rFonts w:ascii="Times New Roman" w:hAnsi="Times New Roman" w:eastAsia="SimSun"/>
-                <w:b w:val="0"/>
-                <w:sz w:val="20"/>
-              </w:rPr>
-              <w:t>T12</w:t>
-            </w:r>
-          </w:p>
-        </w:tc>
-        <w:tc>
-          <w:tcPr>
-            <w:tcW w:type="dxa" w:w="2582"/>
-          </w:tcPr>
-          <w:p>
-            <w:pPr>
-              <w:spacing w:line="276" w:lineRule="auto" w:after="120"/>
-            </w:pPr>
-            <w:r>
-              <w:rPr>
-                <w:rFonts w:ascii="Times New Roman" w:hAnsi="Times New Roman" w:eastAsia="SimSun"/>
-                <w:b w:val="0"/>
-                <w:sz w:val="20"/>
-              </w:rPr>
-              <w:t>Upload and review a photo</w:t>
-            </w:r>
-          </w:p>
-        </w:tc>
-        <w:tc>
-          <w:tcPr>
-            <w:tcW w:type="dxa" w:w="2582"/>
-          </w:tcPr>
-          <w:p>
-            <w:pPr>
-              <w:spacing w:line="276" w:lineRule="auto" w:after="120"/>
-            </w:pPr>
-            <w:r>
-              <w:rPr>
-                <w:rFonts w:ascii="Times New Roman" w:hAnsi="Times New Roman" w:eastAsia="SimSun"/>
-                <w:b w:val="0"/>
-                <w:sz w:val="20"/>
-              </w:rPr>
-              <w:t>Authorised reviewer can retrieve correct image</w:t>
-            </w:r>
-          </w:p>
-        </w:tc>
-        <w:tc>
-          <w:tcPr>
-            <w:tcW w:type="dxa" w:w="2582"/>
-          </w:tcPr>
-          <w:p>
-            <w:pPr>
-              <w:spacing w:line="276" w:lineRule="auto" w:after="120"/>
-            </w:pPr>
-            <w:r>
-              <w:rPr>
-                <w:rFonts w:ascii="Times New Roman" w:hAnsi="Times New Roman" w:eastAsia="SimSun"/>
-                <w:b w:val="0"/>
-                <w:sz w:val="20"/>
-              </w:rPr>
-              <w:t>To execute / evidence pending</w:t>
-            </w:r>
-          </w:p>
-        </w:tc>
-      </w:tr>
     </w:tbl>
-    <w:p>
-      <w:r>
-        <w:br w:type="page"/>
-      </w:r>
-    </w:p>
-    <w:p>
-      <w:pPr>
-        <w:pStyle w:val="Heading1"/>
-      </w:pPr>
-      <w:r>
-        <w:t>APPENDIX B — DEPLOYMENT AND USER GUIDANCE</w:t>
-      </w:r>
-    </w:p>
-    <w:p>
-      <w:pPr>
-        <w:widowControl/>
-        <w:jc w:val="both"/>
-      </w:pPr>
-      <w:r>
-        <w:t>1. Prepare the spreadsheet and private photo folder using an authorised Google account. Configure their IDs and administrator credentials in Apps Script; do not publish passwords.</w:t>
-      </w:r>
-    </w:p>
-    <w:p>
-      <w:pPr>
-        <w:widowControl/>
-        <w:jc w:val="both"/>
-      </w:pPr>
-      <w:r>
-        <w:t>2. Preserve Products, Transactions and Settings headers, and verify product units and opening balances.</w:t>
-      </w:r>
-    </w:p>
-    <w:p>
-      <w:pPr>
-        <w:widowControl/>
-        <w:jc w:val="both"/>
-      </w:pPr>
-      <w:r>
-        <w:t>3. Test saved frontend/backend code before updating the existing deployment, retaining the QR destination URL where possible.</w:t>
-      </w:r>
-    </w:p>
-    <w:p>
-      <w:pPr>
-        <w:widowControl/>
-        <w:jc w:val="both"/>
-      </w:pPr>
-      <w:r>
-        <w:t>4. Workers scan, check the product, enter an employee ID and quantity, attach a photo, and wait for confirmation before collection.</w:t>
-      </w:r>
-    </w:p>
-    <w:p>
-      <w:pPr>
-        <w:widowControl/>
-        <w:jc w:val="both"/>
-      </w:pPr>
-      <w:r>
-        <w:t>5. Administrators review stock, record receipts, maintain products and correct clearly identified test records.</w:t>
-      </w:r>
-    </w:p>
-    <w:p>
-      <w:pPr>
-        <w:widowControl/>
-        <w:jc w:val="both"/>
-      </w:pPr>
-      <w:r>
-        <w:t>6. Confirm the production URL, selected products and images, then test-scan a printed label before bulk printing.</w:t>
-      </w:r>
-    </w:p>
-    <w:p>
-      <w:pPr>
-        <w:widowControl/>
-        <w:jc w:val="both"/>
-      </w:pPr>
-      <w:r>
-        <w:t>7. Explain shared administrator credentials, private-photo permissions, service quotas and notification limitations during handover.</w:t>
-      </w:r>
-    </w:p>
-    <w:p>
-      <w:r>
-        <w:br w:type="page"/>
-      </w:r>
-    </w:p>
-    <w:p>
-      <w:pPr>
-        <w:pStyle w:val="Heading1"/>
-      </w:pPr>
-      <w:r>
-        <w:t>APPENDIX C — EVIDENCE AND OUTSTANDING INFORMATION</w:t>
-      </w:r>
-    </w:p>
-    <w:p>
-      <w:pPr>
-        <w:widowControl/>
-        <w:jc w:val="both"/>
-      </w:pPr>
-      <w:r>
-        <w:t>Available references are the IT Plan, GD008 template, report guidelines, inventory material and QR PDF. Formal meeting records, supervisor confirmation, dated test screenshots, acceptance sign-off and complete company information have not been supplied. The following checklist identifies material to add; it does not imply that evidence already exists.</w:t>
-      </w:r>
-    </w:p>
-    <w:p>
-      <w:pPr>
-        <w:widowControl/>
-        <w:jc w:val="both"/>
-      </w:pPr>
-      <w:r>
-        <w:t>Company address, business profile and formal organisation chart: company confirmation required.</w:t>
-      </w:r>
-    </w:p>
-    <w:p>
-      <w:pPr>
-        <w:widowControl/>
-        <w:jc w:val="both"/>
-      </w:pPr>
-      <w:r>
-        <w:t>Company logo: blank for later insertion.</w:t>
-      </w:r>
-    </w:p>
-    <w:p>
-      <w:pPr>
-        <w:widowControl/>
-        <w:jc w:val="both"/>
-      </w:pPr>
-      <w:r>
-        <w:t>Meeting dates, participants and requirements confirmation: add from actual records.</w:t>
-      </w:r>
-    </w:p>
-    <w:p>
-      <w:pPr>
-        <w:widowControl/>
-        <w:jc w:val="both"/>
-      </w:pPr>
-      <w:r>
-        <w:t>Interface and QR scan evidence: add versions approved for disclosure.</w:t>
-      </w:r>
-    </w:p>
-    <w:p>
-      <w:pPr>
-        <w:widowControl/>
-        <w:jc w:val="both"/>
-      </w:pPr>
-      <w:r>
-        <w:t>Test dates, results and corrections: complete after execution.</w:t>
-      </w:r>
-    </w:p>
-    <w:p>
-      <w:pPr>
-        <w:widowControl/>
-        <w:jc w:val="both"/>
-      </w:pPr>
-      <w:r>
-        <w:t>Handover date and client/supervisor feedback: add when confirmed.</w:t>
-      </w:r>
-    </w:p>
-    <w:p>
-      <w:pPr>
-        <w:widowControl/>
-        <w:jc w:val="both"/>
-      </w:pPr>
-      <w:r>
-        <w:t>Later projects, remaining weekly logs and final placement reflection: complete during the remaining training period.</w:t>
-      </w:r>
-    </w:p>
     <w:p>
       <w:r>
         <w:br w:type="page"/>
@@ -4170,8 +3133,6 @@
               <w:t>Week 2</w:t>
               <w:br/>
               <w:t>19–24 Oct</w:t>
-              <w:br/>
-              <w:t>2026</w:t>
             </w:r>
           </w:p>
         </w:tc>
@@ -4186,16 +3147,10 @@
                 <w:rFonts w:ascii="Times New Roman" w:hAnsi="Times New Roman" w:eastAsia="SimSun"/>
                 <w:sz w:val="24"/>
               </w:rPr>
-              <w:t>Project 1: Technical Research and Initial System Design.</w:t>
+              <w:t>Progress up to 21 October: researched HTML, CSS, JavaScript, Apps Script, Sheets and Drive; designed data/workflows and prepared the initial website prototype.</w:t>
               <w:br/>
               <w:br/>
-              <w:t>Progress up to 21 October: investigated HTML, CSS and JavaScript for a mobile-friendly interface, Google Apps Script for backend processing, Google Sheets for inventory records and Google Drive for photos.</w:t>
-              <w:br/>
-              <w:br/>
-              <w:t>Outlined product and transaction data fields, QR-to-product navigation, employee ID entry and the calculation of stock balances. Identified quantity validation and administrator permissions as design requirements.</w:t>
-              <w:br/>
-              <w:br/>
-              <w:t>Planned for 22–24 October: prepare simple page wireframes, review requirements and workflows with the client, and prioritise core functions for Week 3 development. Integration, detailed testing and handover are scheduled for Weeks 3–4.</w:t>
+              <w:t>The prototype covers product QR entry, employee ID, quantities/photos, stock calculations and admin functions. For 22–24 October, check and organise the prototype for Week 3 client testing. Formal feedback and modifications are pending.</w:t>
             </w:r>
           </w:p>
         </w:tc>
@@ -4250,7 +3205,7 @@
                 <w:rFonts w:ascii="Times New Roman" w:hAnsi="Times New Roman" w:eastAsia="SimSun"/>
                 <w:sz w:val="24"/>
               </w:rPr>
-              <w:t>Planned: implement core interfaces and Google integration; develop QR routing, employee ID, photos, receipts/issues and stock calculations. Add actual outcomes and issues after execution.</w:t>
+              <w:t>Planned: client review and test runs of QR routing, forms, inventory and photos. Collect comments and record issues. Specific modifications await client feedback.</w:t>
             </w:r>
           </w:p>
         </w:tc>
@@ -4305,7 +3260,7 @@
                 <w:rFonts w:ascii="Times New Roman" w:hAnsi="Times New Roman" w:eastAsia="SimSun"/>
                 <w:sz w:val="24"/>
               </w:rPr>
-              <w:t>Planned: refine management, corrections, branding, labels and alerts; perform tests, collect feedback and prepare handover. Results and acceptance remain to be confirmed.</w:t>
+              <w:t>Planned: follow-up tests and initial maintenance. Make and verify only changes agreed with the client. Actual modifications and results will be filled after feedback.</w:t>
             </w:r>
           </w:p>
         </w:tc>
@@ -4367,7 +3322,7 @@
                 <w:rFonts w:ascii="Times New Roman" w:hAnsi="Times New Roman" w:eastAsia="SimSun"/>
                 <w:sz w:val="24"/>
               </w:rPr>
-              <w:t>The period focuses on client communication, requirements, technical research and workflow design. Finalise the monthly summary from actual work at month end; planned Weeks 3–4 are not completed outcomes.</w:t>
+              <w:t>Requirements, research, design and an initial prototype form the first stage. Client review, test runs, agreed changes and maintenance are reserved for later weeks. Update this summary from actual feedback and work at month end.</w:t>
             </w:r>
           </w:p>
         </w:tc>

--- a/docs/internship-report/GD008_Complete_Project_1_Report_English_Draft.docx
+++ b/docs/internship-report/GD008_Complete_Project_1_Report_English_Draft.docx
@@ -1032,7 +1032,7 @@
         <w:jc w:val="both"/>
       </w:pPr>
       <w:r>
-        <w:t>This interim account covers Project 1, a QR-based stock inventory website. Weeks 1–2 focus on client requirements, technical research, workflow design and an initial prototype. Week 3 is reserved for client review and test runs, followed by retesting and maintenance in Week 4. Specific modifications remain pending client feedback. Future activities are not represented as completed outcomes.</w:t>
+        <w:t>This interim account covers Weeks 1 and 2 of Project 1, a QR-based stock inventory website, from 12 to 24 October 2026. It describes client requirements, technical research, workflow and data design, and the initial prototype. The prototype is awaiting client review; feedback and modifications will be recorded when available. Activities after 21 October remain draft arrangements until confirmed.</w:t>
       </w:r>
     </w:p>
     <w:p>
@@ -1092,7 +1092,7 @@
         <w:jc w:val="both"/>
       </w:pPr>
       <w:r>
-        <w:t>Table A2: One-month project schedule</w:t>
+        <w:t>Table A2: Weeks 1–2 reporting schedule</w:t>
       </w:r>
     </w:p>
     <w:p>
@@ -1146,7 +1146,7 @@
         <w:jc w:val="both"/>
       </w:pPr>
       <w:r>
-        <w:t>The industrial training placement is at Bakti Makmur (M) Sdn. Bhd., from 12 October 2026 to 9 January 2027, under Christopher Kong San Hor, IT Technician. This section covers Project 1, a QR-based stock inventory website, provisionally scheduled from 12 October to 7 November 2026. Company background details and the company logo will be added separately.</w:t>
+        <w:t>The industrial training placement is at Bakti Makmur (M) Sdn. Bhd., from 12 October 2026 to 9 January 2027, under Christopher Kong San Hor, IT Technician. This account covers only Weeks 1–2 of Project 1, the QR-based stock inventory website. Company background details and the company logo will be added separately.</w:t>
       </w:r>
     </w:p>
     <w:p>
@@ -1292,45 +1292,6 @@
     </w:p>
     <w:p>
       <w:pPr>
-        <w:pStyle w:val="Heading2"/>
-      </w:pPr>
-      <w:r>
-        <w:t>3.3 Week 3: Client Review and Test Run (26–31 October — Planned)</w:t>
-      </w:r>
-    </w:p>
-    <w:p>
-      <w:pPr>
-        <w:widowControl/>
-        <w:jc w:val="both"/>
-      </w:pPr>
-      <w:r>
-        <w:t>The third week is reserved for the client to review and try the website. Test runs will focus on scanning printed labels, selecting the correct product, submitting receipts/issues, checking photos and verifying inventory changes. Comments and problems will be recorded for prioritisation. Specific modifications are left open until the client provides feedback.</w:t>
-      </w:r>
-    </w:p>
-    <w:p>
-      <w:pPr>
-        <w:pStyle w:val="Heading2"/>
-      </w:pPr>
-      <w:r>
-        <w:t>3.4 Week 4: Follow-up Testing and Maintenance (2–7 November — Planned)</w:t>
-      </w:r>
-    </w:p>
-    <w:p>
-      <w:pPr>
-        <w:widowControl/>
-        <w:jc w:val="both"/>
-      </w:pPr>
-      <w:r>
-        <w:t>The fourth week is allocated to further test runs, checking any changes agreed with the client and initial maintenance. Modifications will depend on the feedback received; no particular fix is claimed in advance. The actual changes, retest results and handover status will be added after confirmation.</w:t>
-      </w:r>
-    </w:p>
-    <w:p>
-      <w:r>
-        <w:br w:type="page"/>
-      </w:r>
-    </w:p>
-    <w:p>
-      <w:pPr>
         <w:pStyle w:val="Heading1"/>
       </w:pPr>
       <w:r>
@@ -1398,7 +1359,7 @@
         <w:jc w:val="both"/>
       </w:pPr>
       <w:r>
-        <w:t>The research and initial prototype provide a basis for the client’s test run. The next stage is to collect feedback, identify necessary changes and maintain the website while checking its suitability for daily stock recording. Weeks 3–4 are future work in this draft dated 21 October 2026; actual feedback, modifications and acceptance will be entered later. This project account forms only the first part of the longer industrial training report.</w:t>
+        <w:t>During Weeks 1 and 2, client discussions, requirements analysis, technical research and initial development established a prototype for the QR-based inventory website. It is now ready for client review. Actual feedback, modifications and maintenance will be documented separately when available. This account is limited to the first two weeks and forms the first part of the longer industrial training report.</w:t>
       </w:r>
     </w:p>
     <w:p>
@@ -1946,7 +1907,7 @@
         <w:pStyle w:val="Heading2"/>
       </w:pPr>
       <w:r>
-        <w:t>Table A2: One-Month Project Schedule</w:t>
+        <w:t>Table A2: Weeks 1–2 Reporting Schedule</w:t>
       </w:r>
     </w:p>
     <w:tbl>
@@ -2127,118 +2088,6 @@
                 <w:sz w:val="20"/>
               </w:rPr>
               <w:t>Research, design and initial prototype</w:t>
-            </w:r>
-          </w:p>
-        </w:tc>
-      </w:tr>
-      <w:tr>
-        <w:tc>
-          <w:tcPr>
-            <w:tcW w:type="dxa" w:w="3443"/>
-          </w:tcPr>
-          <w:p>
-            <w:pPr>
-              <w:spacing w:line="276" w:lineRule="auto" w:after="120"/>
-            </w:pPr>
-            <w:r>
-              <w:rPr>
-                <w:rFonts w:ascii="Times New Roman" w:hAnsi="Times New Roman" w:eastAsia="SimSun"/>
-                <w:b w:val="0"/>
-                <w:sz w:val="20"/>
-              </w:rPr>
-              <w:t>Week 3 — planned</w:t>
-            </w:r>
-          </w:p>
-        </w:tc>
-        <w:tc>
-          <w:tcPr>
-            <w:tcW w:type="dxa" w:w="3443"/>
-          </w:tcPr>
-          <w:p>
-            <w:pPr>
-              <w:spacing w:line="276" w:lineRule="auto" w:after="120"/>
-            </w:pPr>
-            <w:r>
-              <w:rPr>
-                <w:rFonts w:ascii="Times New Roman" w:hAnsi="Times New Roman" w:eastAsia="SimSun"/>
-                <w:b w:val="0"/>
-                <w:sz w:val="20"/>
-              </w:rPr>
-              <w:t>26–31 Oct 2026</w:t>
-            </w:r>
-          </w:p>
-        </w:tc>
-        <w:tc>
-          <w:tcPr>
-            <w:tcW w:type="dxa" w:w="3443"/>
-          </w:tcPr>
-          <w:p>
-            <w:pPr>
-              <w:spacing w:line="276" w:lineRule="auto" w:after="120"/>
-            </w:pPr>
-            <w:r>
-              <w:rPr>
-                <w:rFonts w:ascii="Times New Roman" w:hAnsi="Times New Roman" w:eastAsia="SimSun"/>
-                <w:b w:val="0"/>
-                <w:sz w:val="20"/>
-              </w:rPr>
-              <w:t>Client review, test runs and feedback; changes pending</w:t>
-            </w:r>
-          </w:p>
-        </w:tc>
-      </w:tr>
-      <w:tr>
-        <w:tc>
-          <w:tcPr>
-            <w:tcW w:type="dxa" w:w="3443"/>
-          </w:tcPr>
-          <w:p>
-            <w:pPr>
-              <w:spacing w:line="276" w:lineRule="auto" w:after="120"/>
-            </w:pPr>
-            <w:r>
-              <w:rPr>
-                <w:rFonts w:ascii="Times New Roman" w:hAnsi="Times New Roman" w:eastAsia="SimSun"/>
-                <w:b w:val="0"/>
-                <w:sz w:val="20"/>
-              </w:rPr>
-              <w:t>Week 4 — planned</w:t>
-            </w:r>
-          </w:p>
-        </w:tc>
-        <w:tc>
-          <w:tcPr>
-            <w:tcW w:type="dxa" w:w="3443"/>
-          </w:tcPr>
-          <w:p>
-            <w:pPr>
-              <w:spacing w:line="276" w:lineRule="auto" w:after="120"/>
-            </w:pPr>
-            <w:r>
-              <w:rPr>
-                <w:rFonts w:ascii="Times New Roman" w:hAnsi="Times New Roman" w:eastAsia="SimSun"/>
-                <w:b w:val="0"/>
-                <w:sz w:val="20"/>
-              </w:rPr>
-              <w:t>2–7 Nov 2026</w:t>
-            </w:r>
-          </w:p>
-        </w:tc>
-        <w:tc>
-          <w:tcPr>
-            <w:tcW w:type="dxa" w:w="3443"/>
-          </w:tcPr>
-          <w:p>
-            <w:pPr>
-              <w:spacing w:line="276" w:lineRule="auto" w:after="120"/>
-            </w:pPr>
-            <w:r>
-              <w:rPr>
-                <w:rFonts w:ascii="Times New Roman" w:hAnsi="Times New Roman" w:eastAsia="SimSun"/>
-                <w:b w:val="0"/>
-                <w:sz w:val="20"/>
-              </w:rPr>
-              <w:t>Retesting and maintenance according to client feedback</w:t>
             </w:r>
           </w:p>
         </w:tc>
@@ -2805,7 +2654,7 @@
         <w:jc w:val="both"/>
       </w:pPr>
       <w:r>
-        <w:t>Weeks 1 and 2 are current draft records; Weeks 3 and 4 are project plans, not completed-work or attendance certification.</w:t>
+        <w:t>Only Weeks 1 and 2 are populated. The remaining weekly rows and monthly summary are left blank for later completion.</w:t>
       </w:r>
     </w:p>
     <w:tbl>
@@ -3139,18 +2988,11 @@
         <w:tc>
           <w:tcPr/>
           <w:p>
-            <w:pPr>
-              <w:spacing w:line="360" w:lineRule="auto"/>
-            </w:pPr>
-            <w:r>
-              <w:rPr>
-                <w:rFonts w:ascii="Times New Roman" w:hAnsi="Times New Roman" w:eastAsia="SimSun"/>
-                <w:sz w:val="24"/>
-              </w:rPr>
+            <w:r>
               <w:t>Progress up to 21 October: researched HTML, CSS, JavaScript, Apps Script, Sheets and Drive; designed data/workflows and prepared the initial website prototype.</w:t>
               <w:br/>
               <w:br/>
-              <w:t>The prototype covers product QR entry, employee ID, quantities/photos, stock calculations and admin functions. For 22–24 October, check and organise the prototype for Week 3 client testing. Formal feedback and modifications are pending.</w:t>
+              <w:t>The prototype covers product QR entry, employee ID, quantities/photos, stock calculations and admin functions. For 22–24 October, check and organise the prototype for client review. Formal feedback and modifications are pending.</w:t>
             </w:r>
           </w:p>
         </w:tc>
@@ -3178,49 +3020,19 @@
         <w:tc>
           <w:tcPr/>
           <w:p>
-            <w:pPr>
-              <w:spacing w:line="360" w:lineRule="auto"/>
-            </w:pPr>
-            <w:r>
-              <w:rPr>
-                <w:rFonts w:ascii="Times New Roman" w:hAnsi="Times New Roman" w:eastAsia="SimSun"/>
-                <w:sz w:val="24"/>
-              </w:rPr>
-              <w:t>Week 3</w:t>
-              <w:br/>
-              <w:t>26–31 Oct</w:t>
-              <w:br/>
-              <w:t>PLANNED</w:t>
-            </w:r>
+            <w:r/>
           </w:p>
         </w:tc>
         <w:tc>
           <w:tcPr/>
           <w:p>
-            <w:pPr>
-              <w:spacing w:line="360" w:lineRule="auto"/>
-            </w:pPr>
-            <w:r>
-              <w:rPr>
-                <w:rFonts w:ascii="Times New Roman" w:hAnsi="Times New Roman" w:eastAsia="SimSun"/>
-                <w:sz w:val="24"/>
-              </w:rPr>
-              <w:t>Planned: client review and test runs of QR routing, forms, inventory and photos. Collect comments and record issues. Specific modifications await client feedback.</w:t>
-            </w:r>
+            <w:r/>
           </w:p>
         </w:tc>
         <w:tc>
           <w:tcPr/>
           <w:p>
-            <w:pPr>
-              <w:spacing w:line="360" w:lineRule="auto"/>
-            </w:pPr>
-            <w:r>
-              <w:rPr>
-                <w:rFonts w:ascii="Times New Roman" w:hAnsi="Times New Roman" w:eastAsia="SimSun"/>
-                <w:sz w:val="24"/>
-              </w:rPr>
-            </w:r>
+            <w:r/>
           </w:p>
         </w:tc>
       </w:tr>
@@ -3233,49 +3045,19 @@
         <w:tc>
           <w:tcPr/>
           <w:p>
-            <w:pPr>
-              <w:spacing w:line="360" w:lineRule="auto"/>
-            </w:pPr>
-            <w:r>
-              <w:rPr>
-                <w:rFonts w:ascii="Times New Roman" w:hAnsi="Times New Roman" w:eastAsia="SimSun"/>
-                <w:sz w:val="24"/>
-              </w:rPr>
-              <w:t>Week 4</w:t>
-              <w:br/>
-              <w:t>2–7 Nov</w:t>
-              <w:br/>
-              <w:t>PLANNED</w:t>
-            </w:r>
+            <w:r/>
           </w:p>
         </w:tc>
         <w:tc>
           <w:tcPr/>
           <w:p>
-            <w:pPr>
-              <w:spacing w:line="360" w:lineRule="auto"/>
-            </w:pPr>
-            <w:r>
-              <w:rPr>
-                <w:rFonts w:ascii="Times New Roman" w:hAnsi="Times New Roman" w:eastAsia="SimSun"/>
-                <w:sz w:val="24"/>
-              </w:rPr>
-              <w:t>Planned: follow-up tests and initial maintenance. Make and verify only changes agreed with the client. Actual modifications and results will be filled after feedback.</w:t>
-            </w:r>
+            <w:r/>
           </w:p>
         </w:tc>
         <w:tc>
           <w:tcPr/>
           <w:p>
-            <w:pPr>
-              <w:spacing w:line="360" w:lineRule="auto"/>
-            </w:pPr>
-            <w:r>
-              <w:rPr>
-                <w:rFonts w:ascii="Times New Roman" w:hAnsi="Times New Roman" w:eastAsia="SimSun"/>
-                <w:sz w:val="24"/>
-              </w:rPr>
-            </w:r>
+            <w:r/>
           </w:p>
         </w:tc>
       </w:tr>
@@ -3290,15 +3072,8 @@
             <w:gridSpan w:val="3"/>
           </w:tcPr>
           <w:p>
-            <w:pPr>
-              <w:spacing w:line="360" w:lineRule="auto"/>
-            </w:pPr>
-            <w:r>
-              <w:rPr>
-                <w:rFonts w:ascii="Times New Roman" w:hAnsi="Times New Roman" w:eastAsia="SimSun"/>
-                <w:sz w:val="24"/>
-              </w:rPr>
-              <w:t>Summary of the Month: October 2026 — interim draft as at 21 October</w:t>
+            <w:r>
+              <w:t>Summary of the Month: October 2026</w:t>
             </w:r>
           </w:p>
         </w:tc>
@@ -3314,16 +3089,7 @@
             <w:gridSpan w:val="3"/>
           </w:tcPr>
           <w:p>
-            <w:pPr>
-              <w:spacing w:line="360" w:lineRule="auto"/>
-            </w:pPr>
-            <w:r>
-              <w:rPr>
-                <w:rFonts w:ascii="Times New Roman" w:hAnsi="Times New Roman" w:eastAsia="SimSun"/>
-                <w:sz w:val="24"/>
-              </w:rPr>
-              <w:t>Requirements, research, design and an initial prototype form the first stage. Client review, test runs, agreed changes and maintenance are reserved for later weeks. Update this summary from actual feedback and work at month end.</w:t>
-            </w:r>
+            <w:r/>
           </w:p>
         </w:tc>
       </w:tr>

--- a/docs/internship-report/GD008_Complete_Project_1_Report_English_Draft.docx
+++ b/docs/internship-report/GD008_Complete_Project_1_Report_English_Draft.docx
@@ -1032,7 +1032,7 @@
         <w:jc w:val="both"/>
       </w:pPr>
       <w:r>
-        <w:t>This interim account covers Weeks 1 and 2 of Project 1, a QR-based stock inventory website, from 12 to 24 October 2026. It describes client requirements, technical research, workflow and data design, and the initial prototype. The prototype is awaiting client review; feedback and modifications will be recorded when available. Activities after 21 October remain draft arrangements until confirmed.</w:t>
+        <w:t>This interim account covers 12–25 October 2026, the first two reporting weeks of Project 1: a QR-based stock inventory website. It expands the same client requirements, research, workflow/data design and initial-prototype content into daily entries. The prototype is awaiting client review. Exact daily allocations require verification; dates after 21 October remain planned. Later feedback, modifications and maintenance are not included as completed activities.</w:t>
       </w:r>
     </w:p>
     <w:p>
@@ -1058,7 +1058,7 @@
       </w:r>
     </w:p>
     <w:p>
-      <w:fldSimple w:instr="TOC \o &quot;1-2&quot; \h \z \u">
+      <w:fldSimple w:instr="TOC \o &quot;1-3&quot; \h \z \u">
         <w:r>
           <w:t>Right-click and update this table of contents in Microsoft Word.</w:t>
         </w:r>
@@ -1092,7 +1092,7 @@
         <w:jc w:val="both"/>
       </w:pPr>
       <w:r>
-        <w:t>Table A2: Weeks 1–2 reporting schedule</w:t>
+        <w:t>Table A2: Weeks 1–2 reporting schedule (12–25 October)</w:t>
       </w:r>
     </w:p>
     <w:p>
@@ -1218,6 +1218,14 @@
     </w:p>
     <w:p>
       <w:pPr>
+        <w:jc w:val="both"/>
+      </w:pPr>
+      <w:r>
+        <w:t>The tool roles were considered separately: HTML defines product selection, fields and management tables; CSS supports phone layouts and printed labels; JavaScript manages interaction, input preparation and QR generation. Apps Script checks requests and connects records to files, rather than allowing workers to edit stock directly. These roles elaborate the existing requirements without adding new project scope.</w:t>
+      </w:r>
+    </w:p>
+    <w:p>
+      <w:pPr>
         <w:pStyle w:val="Heading2"/>
       </w:pPr>
       <w:r>
@@ -1258,10 +1266,429 @@
     </w:p>
     <w:p>
       <w:pPr>
+        <w:widowControl/>
+        <w:spacing w:line="360" w:lineRule="auto" w:after="200"/>
+        <w:jc w:val="both"/>
+      </w:pPr>
+      <w:r>
+        <w:t>Daily allocation note: this section expands the same activities as the previous draft and provisionally assigns them to dates; it is not a verified daily attendance log. Check the actual dates for 12–21 October. Entries for 22–25 October are future arrangements. Online and face-to-face discussions are part of the original account, but their exact dates were not supplied. Sunday work is unconfirmed. Later client feedback, modifications and maintenance are not prewritten.</w:t>
+      </w:r>
+    </w:p>
+    <w:p>
+      <w:pPr>
         <w:pStyle w:val="Heading2"/>
       </w:pPr>
       <w:r>
-        <w:t>3.1 Week 1: Requirements and Process Understanding (12–17 October)</w:t>
+        <w:t>3.1 Week 1: 12–18 October 2026</w:t>
+      </w:r>
+    </w:p>
+    <w:p>
+      <w:pPr>
+        <w:pStyle w:val="Heading3"/>
+      </w:pPr>
+      <w:r>
+        <w:t>12 October 2026 (Monday) — Project introduction and review of existing records</w:t>
+      </w:r>
+    </w:p>
+    <w:p>
+      <w:pPr>
+        <w:widowControl/>
+        <w:spacing w:line="360" w:lineRule="auto" w:after="200"/>
+        <w:jc w:val="both"/>
+      </w:pPr>
+      <w:r>
+        <w:t>I began by reviewing the purpose of the stock inventory project and the material supplied by the client. The inventory spreadsheet showed the main information that had to be retained, including product codes, names, units and stock figures. I also examined the existing Google Form entry route and the PDF of individual QR codes and product images. This helped me understand that the proposed website should improve an existing recording process rather than create an unrelated application.</w:t>
+      </w:r>
+    </w:p>
+    <w:p>
+      <w:pPr>
+        <w:widowControl/>
+        <w:spacing w:line="360" w:lineRule="auto" w:after="200"/>
+        <w:ind w:firstLine="720"/>
+        <w:jc w:val="both"/>
+      </w:pPr>
+      <w:r>
+        <w:t>The main task was to identify the starting workflow: a worker scans a product label and records a stock movement. I noted the information that would need clarification, particularly the difference between receipts and issues, the evidence required for each movement and who should see inventory quantities. The output was an initial set of discussion points for requirements gathering.</w:t>
+      </w:r>
+    </w:p>
+    <w:p>
+      <w:pPr>
+        <w:pStyle w:val="Heading3"/>
+      </w:pPr>
+      <w:r>
+        <w:t>13 October 2026 (Tuesday) — Online client discussion and initial requirements</w:t>
+      </w:r>
+    </w:p>
+    <w:p>
+      <w:pPr>
+        <w:widowControl/>
+        <w:spacing w:line="360" w:lineRule="auto" w:after="200"/>
+        <w:jc w:val="both"/>
+      </w:pPr>
+      <w:r>
+        <w:t>I used online communication with the client to clarify the intended operation of the system. The discussion focused on how workers would enter a product form, what information they should provide and how stock quantities should change after submission. The key recording fields were identified as employee identification, movement quantity and a supporting photograph, with notes available when needed.</w:t>
+      </w:r>
+    </w:p>
+    <w:p>
+      <w:pPr>
+        <w:widowControl/>
+        <w:spacing w:line="360" w:lineRule="auto" w:after="200"/>
+        <w:ind w:firstLine="720"/>
+        <w:jc w:val="both"/>
+      </w:pPr>
+      <w:r>
+        <w:t>I separated statements about the desired result from decisions about implementation. For example, “stock should reduce automatically” required a defined issue transaction and a consistent balance calculation. I organised these points into a preliminary requirements list so that the client’s operational descriptions could be used as a basis for design. The exact date of this discussion should be checked against the actual meeting record.</w:t>
+      </w:r>
+    </w:p>
+    <w:p>
+      <w:pPr>
+        <w:pStyle w:val="Heading3"/>
+      </w:pPr>
+      <w:r>
+        <w:t>14 October 2026 (Wednesday) — Face-to-face discussion and workflow clarification</w:t>
+      </w:r>
+    </w:p>
+    <w:p>
+      <w:pPr>
+        <w:widowControl/>
+        <w:spacing w:line="360" w:lineRule="auto" w:after="200"/>
+        <w:jc w:val="both"/>
+      </w:pPr>
+      <w:r>
+        <w:t>The face-to-face discussion was used to clarify how the proposed system would fit the stock collection process. An important requirement was that workers should see the product name, image and unit after scanning, while the actual stock quantity should be visible only to administrators. Incoming stock would be recorded through an administrator-authorised operation rather than treated as an ordinary worker action.</w:t>
+      </w:r>
+    </w:p>
+    <w:p>
+      <w:pPr>
+        <w:widowControl/>
+        <w:spacing w:line="360" w:lineRule="auto" w:after="200"/>
+        <w:ind w:firstLine="720"/>
+        <w:jc w:val="both"/>
+      </w:pPr>
+      <w:r>
+        <w:t>I considered the practical meaning of units such as PAIR, PCS, PACK and KG. The quantity field must use the unit assigned to the product so that a package is not accidentally recorded as an individual piece. I also noted that product codes must remain stable because printed QR labels use those identifiers. The meeting details and date remain subject to confirmation from the student’s records.</w:t>
+      </w:r>
+    </w:p>
+    <w:p>
+      <w:pPr>
+        <w:pStyle w:val="Heading3"/>
+      </w:pPr>
+      <w:r>
+        <w:t>15 October 2026 (Thursday) — Consolidation of the requirements list</w:t>
+      </w:r>
+    </w:p>
+    <w:p>
+      <w:pPr>
+        <w:widowControl/>
+        <w:spacing w:line="360" w:lineRule="auto" w:after="200"/>
+        <w:jc w:val="both"/>
+      </w:pPr>
+      <w:r>
+        <w:t>I grouped the requirements into worker, administrator and system responsibilities. The worker requirements covered product-specific scanning, product information, employee ID, quantity and photo submission. Administrator requirements covered stock visibility, receipts, product maintenance, correction of mistaken records, reorder thresholds and QR-label printing. Company name and logo settings were included in the same proposed administrative scope.</w:t>
+      </w:r>
+    </w:p>
+    <w:p>
+      <w:pPr>
+        <w:widowControl/>
+        <w:spacing w:line="360" w:lineRule="auto" w:after="200"/>
+        <w:ind w:firstLine="720"/>
+        <w:jc w:val="both"/>
+      </w:pPr>
+      <w:r>
+        <w:t>I also distinguished essential behaviour from later enhancements. The initial solution would use email and on-page reminders where configured; other messaging channels were outside the agreed first scope. This prevented the requirements list from expanding into unrelated functions. The result was a clearer checklist that could support client review without being mistaken for proof of acceptance or completed testing.</w:t>
+      </w:r>
+    </w:p>
+    <w:p>
+      <w:pPr>
+        <w:pStyle w:val="Heading3"/>
+      </w:pPr>
+      <w:r>
+        <w:t>16 October 2026 (Friday) — Research into a suitable development approach</w:t>
+      </w:r>
+    </w:p>
+    <w:p>
+      <w:pPr>
+        <w:widowControl/>
+        <w:spacing w:line="360" w:lineRule="auto" w:after="200"/>
+        <w:jc w:val="both"/>
+      </w:pPr>
+      <w:r>
+        <w:t>I compared a mobile-friendly website with a native application. The website approach was appropriate because a phone camera could open the product link directly after scanning, with no separate installation needed. It also allowed administrators to use a computer while workers used phones. I investigated how HTML, CSS and JavaScript could provide the form and responsive interface.</w:t>
+      </w:r>
+    </w:p>
+    <w:p>
+      <w:pPr>
+        <w:widowControl/>
+        <w:spacing w:line="360" w:lineRule="auto" w:after="200"/>
+        <w:ind w:firstLine="720"/>
+        <w:jc w:val="both"/>
+      </w:pPr>
+      <w:r>
+        <w:t>I researched Google Apps Script as the backend connecting Google Sheets and Google Drive. Sheets could hold product and movement records, while Drive could store photos. This choice matched the existing use of Google tools and reduced initial infrastructure work. I noted limitations such as internet dependence, service quotas and the need for server-side permission checks rather than relying on hidden interface controls.</w:t>
+      </w:r>
+    </w:p>
+    <w:p>
+      <w:pPr>
+        <w:pStyle w:val="Heading3"/>
+      </w:pPr>
+      <w:r>
+        <w:t>17 October 2026 (Saturday) — Initial workflow and data-field planning</w:t>
+      </w:r>
+    </w:p>
+    <w:p>
+      <w:pPr>
+        <w:widowControl/>
+        <w:spacing w:line="360" w:lineRule="auto" w:after="200"/>
+        <w:jc w:val="both"/>
+      </w:pPr>
+      <w:r>
+        <w:t>I organised the proposed worker flow as scanning, checking product information, entering an employee ID and quantity, attaching a photo and submitting. The administrator flow covered inventory review, incoming stock, product changes and label printing. Describing the flows separately helped identify which actions required administrator permission.</w:t>
+      </w:r>
+    </w:p>
+    <w:p>
+      <w:pPr>
+        <w:widowControl/>
+        <w:spacing w:line="360" w:lineRule="auto" w:after="200"/>
+        <w:ind w:firstLine="720"/>
+        <w:jc w:val="both"/>
+      </w:pPr>
+      <w:r>
+        <w:t>I outlined separate product and transaction records. A product would hold its code, name, unit, opening balance, reorder threshold and image reference. A transaction would identify the product, movement type, quantity, employee ID, time and photo reference. The balance rule was opening stock plus valid receipts minus valid issues. This provided a design basis for the initial prototype. The allocation of work to Saturday should be verified against actual attendance.</w:t>
+      </w:r>
+    </w:p>
+    <w:p>
+      <w:pPr>
+        <w:pStyle w:val="Heading3"/>
+      </w:pPr>
+      <w:r>
+        <w:t>18 October 2026 (Sunday) — Activity record not confirmed</w:t>
+      </w:r>
+    </w:p>
+    <w:p>
+      <w:pPr>
+        <w:widowControl/>
+        <w:spacing w:line="360" w:lineRule="auto" w:after="200"/>
+        <w:jc w:val="both"/>
+      </w:pPr>
+      <w:r>
+        <w:t>No confirmed work or attendance information has been supplied for this Sunday. No meeting, development task or working hours are claimed for this date. If the day was a rest day, it should be recorded accordingly; if project work took place, the actual task and outcome should be entered before submission.</w:t>
+      </w:r>
+    </w:p>
+    <w:p>
+      <w:pPr>
+        <w:pStyle w:val="Heading2"/>
+      </w:pPr>
+      <w:r>
+        <w:t>3.2 Week 2: 19–25 October 2026</w:t>
+      </w:r>
+    </w:p>
+    <w:p>
+      <w:pPr>
+        <w:pStyle w:val="Heading3"/>
+      </w:pPr>
+      <w:r>
+        <w:t>19 October 2026 (Monday) — Data organisation and prototype structure</w:t>
+      </w:r>
+    </w:p>
+    <w:p>
+      <w:pPr>
+        <w:widowControl/>
+        <w:spacing w:line="360" w:lineRule="auto" w:after="200"/>
+        <w:jc w:val="both"/>
+      </w:pPr>
+      <w:r>
+        <w:t>I refined the data organisation for Products, Transactions and Settings. Product details were kept separate from stock movements to make changes easier to trace. Settings would hold the company name and logo. The proposed data model also retained the distinction between a product display image and the photograph attached to an individual movement.</w:t>
+      </w:r>
+    </w:p>
+    <w:p>
+      <w:pPr>
+        <w:widowControl/>
+        <w:spacing w:line="360" w:lineRule="auto" w:after="200"/>
+        <w:ind w:firstLine="720"/>
+        <w:jc w:val="both"/>
+      </w:pPr>
+      <w:r>
+        <w:t>I organised the page structure around a worker form, an administrator inventory view and a QR-label page. The same product code would connect the stock record, form and QR label. Opening stock was treated as a starting balance that required physical verification, not a substitute for normal incoming-stock entries. The output was a clearer structure for connecting the interface and stored records.</w:t>
+      </w:r>
+    </w:p>
+    <w:p>
+      <w:pPr>
+        <w:pStyle w:val="Heading3"/>
+      </w:pPr>
+      <w:r>
+        <w:t>20 October 2026 (Tuesday) — Initial worker interface and submission flow</w:t>
+      </w:r>
+    </w:p>
+    <w:p>
+      <w:pPr>
+        <w:widowControl/>
+        <w:spacing w:line="360" w:lineRule="auto" w:after="200"/>
+        <w:jc w:val="both"/>
+      </w:pPr>
+      <w:r>
+        <w:t>I developed the initial worker-facing structure using HTML, CSS and JavaScript. The form was designed to show the selected product, accept an employee ID and quantity, and require a photo. The responsive layout was intended to remain readable on a phone, as scanning is the main way workers enter the system.</w:t>
+      </w:r>
+    </w:p>
+    <w:p>
+      <w:pPr>
+        <w:widowControl/>
+        <w:spacing w:line="360" w:lineRule="auto" w:after="200"/>
+        <w:ind w:firstLine="720"/>
+        <w:jc w:val="both"/>
+      </w:pPr>
+      <w:r>
+        <w:t>I considered the processing steps needed after submission: validate the input, identify the product, distinguish an issue from a receipt and record the photo reference. Positive quantities, insufficient-stock rejection and duplicate-request handling were included in the design. Employee IDs were treated as text so that leading zeroes and letters could be retained, but this entry was not presented as verified identity.</w:t>
+      </w:r>
+    </w:p>
+    <w:p>
+      <w:pPr>
+        <w:pStyle w:val="Heading3"/>
+      </w:pPr>
+      <w:r>
+        <w:t>21 October 2026 (Wednesday) — Initial administrator functions and review preparation</w:t>
+      </w:r>
+    </w:p>
+    <w:p>
+      <w:pPr>
+        <w:widowControl/>
+        <w:spacing w:line="360" w:lineRule="auto" w:after="200"/>
+        <w:jc w:val="both"/>
+      </w:pPr>
+      <w:r>
+        <w:t>I brought the administrator-facing requirements together with the initial prototype. These included inventory and recent-record views, product maintenance, reorder settings, photo updates and the generation of product QR labels. Label selection needed to support one, several or all products and allow accidental selections to be removed before printing.</w:t>
+      </w:r>
+    </w:p>
+    <w:p>
+      <w:pPr>
+        <w:widowControl/>
+        <w:spacing w:line="360" w:lineRule="auto" w:after="200"/>
+        <w:ind w:firstLine="720"/>
+        <w:jc w:val="both"/>
+      </w:pPr>
+      <w:r>
+        <w:t>I also considered controlled correction of mistaken stock records. A correction should reverse the stock effect once while retaining the original record and a reason. Deleting a receipt should not create a negative balance. The research, design and initial prototype were prepared for client review, but actual client acceptance and specific requested modifications were still pending. These points were recorded separately from confirmed delivery results.</w:t>
+      </w:r>
+    </w:p>
+    <w:p>
+      <w:pPr>
+        <w:pStyle w:val="Heading3"/>
+      </w:pPr>
+      <w:r>
+        <w:t>22 October 2026 (Thursday) — Planned prototype checks and information review</w:t>
+      </w:r>
+    </w:p>
+    <w:p>
+      <w:pPr>
+        <w:widowControl/>
+        <w:spacing w:line="360" w:lineRule="auto" w:after="200"/>
+        <w:jc w:val="both"/>
+      </w:pPr>
+      <w:r>
+        <w:t>Planned activity: review the initial prototype against the existing requirements list, concentrating on the product code, unit, employee ID, quantity and photo fields. Check that stock quantities remain excluded from the worker view and that receipt operations require administrator authorisation.</w:t>
+      </w:r>
+    </w:p>
+    <w:p>
+      <w:pPr>
+        <w:widowControl/>
+        <w:spacing w:line="360" w:lineRule="auto" w:after="200"/>
+        <w:ind w:firstLine="720"/>
+        <w:jc w:val="both"/>
+      </w:pPr>
+      <w:r>
+        <w:t>The intended output is a short list of discrepancies or missing information to resolve before the client review. No particular fault, repair or successful test is claimed in advance. The actual checks performed and their results should replace this planned entry once the work has taken place.</w:t>
+      </w:r>
+    </w:p>
+    <w:p>
+      <w:pPr>
+        <w:pStyle w:val="Heading3"/>
+      </w:pPr>
+      <w:r>
+        <w:t>23 October 2026 (Friday) — Planned QR-label and administrator review</w:t>
+      </w:r>
+    </w:p>
+    <w:p>
+      <w:pPr>
+        <w:widowControl/>
+        <w:spacing w:line="360" w:lineRule="auto" w:after="200"/>
+        <w:jc w:val="both"/>
+      </w:pPr>
+      <w:r>
+        <w:t>Planned activity: review product QR links and the label layout, including the code, name, unit, available photo and optional label text. Verify that a selection list clearly identifies the products intended for printing and that removing a selection does not delete the product itself.</w:t>
+      </w:r>
+    </w:p>
+    <w:p>
+      <w:pPr>
+        <w:widowControl/>
+        <w:spacing w:line="360" w:lineRule="auto" w:after="200"/>
+        <w:ind w:firstLine="720"/>
+        <w:jc w:val="both"/>
+      </w:pPr>
+      <w:r>
+        <w:t>The administrator review is intended to cover company name/logo settings, product information and record-correction controls already included in the requirements. This is preparation within the existing scope, not a new feature commitment. Actual findings, if any, remain to be recorded after execution.</w:t>
+      </w:r>
+    </w:p>
+    <w:p>
+      <w:pPr>
+        <w:pStyle w:val="Heading3"/>
+      </w:pPr>
+      <w:r>
+        <w:t>24 October 2026 (Saturday) — Planned consolidation for client review</w:t>
+      </w:r>
+    </w:p>
+    <w:p>
+      <w:pPr>
+        <w:widowControl/>
+        <w:spacing w:line="360" w:lineRule="auto" w:after="200"/>
+        <w:jc w:val="both"/>
+      </w:pPr>
+      <w:r>
+        <w:t>Planned activity: consolidate the initial requirements, workflow notes and prototype so the client can review them together. Prepare the customer-facing requirement table with space to confirm a function, request a change or leave a comment. Keep the description of expected behaviour consistent with the report.</w:t>
+      </w:r>
+    </w:p>
+    <w:p>
+      <w:pPr>
+        <w:widowControl/>
+        <w:spacing w:line="360" w:lineRule="auto" w:after="200"/>
+        <w:ind w:firstLine="720"/>
+        <w:jc w:val="both"/>
+      </w:pPr>
+      <w:r>
+        <w:t>The intended stage outcome is a prototype ready for feedback, not an assumed final acceptance. Detailed client-requested changes and maintenance work are not prewritten because the feedback has not yet been received. Whether this Saturday was a working day and which preparation tasks were actually completed must be confirmed.</w:t>
+      </w:r>
+    </w:p>
+    <w:p>
+      <w:pPr>
+        <w:pStyle w:val="Heading3"/>
+      </w:pPr>
+      <w:r>
+        <w:t>25 October 2026 (Sunday) — Activity arrangement to be confirmed</w:t>
+      </w:r>
+    </w:p>
+    <w:p>
+      <w:pPr>
+        <w:widowControl/>
+        <w:spacing w:line="360" w:lineRule="auto" w:after="200"/>
+        <w:jc w:val="both"/>
+      </w:pPr>
+      <w:r>
+        <w:t>This Sunday is included to cover the requested reporting period of 12–25 October, but no work schedule or activity is assumed. It is also a future date relative to this draft. Leave it as a rest day if that is the actual arrangement, or add verified project work later. No completed customer review, test result, modification or maintenance task is claimed for this date.</w:t>
+      </w:r>
+    </w:p>
+    <w:p>
+      <w:pPr>
+        <w:pStyle w:val="Heading1"/>
+        <w:pageBreakBefore/>
+      </w:pPr>
+      <w:r>
+        <w:t>CHAPTER 4 — TASKS PERFORMED AND PROFESSIONAL PRACTICE</w:t>
+      </w:r>
+    </w:p>
+    <w:p>
+      <w:pPr>
+        <w:pStyle w:val="Heading2"/>
+      </w:pPr>
+      <w:r>
+        <w:t>4.1 Core Tasks and Validation</w:t>
       </w:r>
     </w:p>
     <w:p>
@@ -1270,7 +1697,7 @@
         <w:jc w:val="both"/>
       </w:pPr>
       <w:r>
-        <w:t>I communicated with the client online and in person to understand how workers collect items and how administrators monitor stock. I reviewed the supplied stock data and existing QR-to-form process, identified the required data fields, and organised the initial requirements. I outlined worker and administrator workflows and explored a practical web-based approach.</w:t>
+        <w:t>The project work covers requirements, workflow and data design, an initial web prototype and preparation for client testing. The test run should confirm correct QR routing, stock deductions and additions, photo retrieval, selected-label printing and administrator record correction. A successful page load alone is not sufficient to validate these functions.</w:t>
       </w:r>
     </w:p>
     <w:p>
@@ -1278,7 +1705,7 @@
         <w:pStyle w:val="Heading2"/>
       </w:pPr>
       <w:r>
-        <w:t>3.2 Week 2: Research, Design and Initial Development (19–24 October)</w:t>
+        <w:t>4.2 Responsible Data Handling and Learning</w:t>
       </w:r>
     </w:p>
     <w:p>
@@ -1287,49 +1714,15 @@
         <w:jc w:val="both"/>
       </w:pPr>
       <w:r>
-        <w:t>The work up to 21 October focused on selecting tools, organising the product and transaction data, and preparing the initial website. The prototype brings together QR product selection, employee ID and quantity entry, photos, stock calculations and administrator functions. The remaining days of this week are allocated to checking the prototype and preparing it for the client’s review. Formal acceptance and any client-requested changes remain pending.</w:t>
-      </w:r>
-    </w:p>
-    <w:p>
-      <w:pPr>
-        <w:pStyle w:val="Heading1"/>
-      </w:pPr>
-      <w:r>
-        <w:t>CHAPTER 4 — TASKS PERFORMED AND PROFESSIONAL PRACTICE</w:t>
-      </w:r>
-    </w:p>
-    <w:p>
-      <w:pPr>
-        <w:pStyle w:val="Heading2"/>
-      </w:pPr>
-      <w:r>
-        <w:t>4.1 Core Tasks and Validation</w:t>
-      </w:r>
-    </w:p>
-    <w:p>
-      <w:pPr>
-        <w:widowControl/>
+        <w:t>Opening stock should be checked before operational use. Test records should be identified clearly, and corrections should retain an audit trail. Credentials and private photo links should not be published. The project develops software design and tool-use skills (CO1–CO2), communication and independent learning (CO5–CO7), and responsible handling of client information (CO3–CO4).</w:t>
+      </w:r>
+    </w:p>
+    <w:p>
+      <w:pPr>
         <w:jc w:val="both"/>
       </w:pPr>
       <w:r>
-        <w:t>The project work covers requirements, workflow and data design, an initial web prototype and preparation for client testing. The test run should confirm correct QR routing, stock deductions and additions, photo retrieval, selected-label printing and administrator record correction. A successful page load alone is not sufficient to validate these functions.</w:t>
-      </w:r>
-    </w:p>
-    <w:p>
-      <w:pPr>
-        <w:pStyle w:val="Heading2"/>
-      </w:pPr>
-      <w:r>
-        <w:t>4.2 Responsible Data Handling and Learning</w:t>
-      </w:r>
-    </w:p>
-    <w:p>
-      <w:pPr>
-        <w:widowControl/>
-        <w:jc w:val="both"/>
-      </w:pPr>
-      <w:r>
-        <w:t>Opening stock should be checked before operational use. Test records should be identified clearly, and corrections should retain an audit trail. Credentials and private photo links should not be published. The project develops software design and tool-use skills (CO1–CO2), communication and independent learning (CO5–CO7), and responsible handling of client information (CO3–CO4).</w:t>
+        <w:t>The main difficulty in this stage was translating everyday descriptions into precise rules: which unit a quantity uses, which information is restricted, and what a correction should do. I addressed this through grouped requirements, separate worker/admin workflows and explicit data fields. This strengthened communication, independent research and problem decomposition. Client feedback is still pending, so no particular requested modification is invented.</w:t>
       </w:r>
     </w:p>
     <w:p>
@@ -2004,16 +2397,8 @@
             <w:tcW w:type="dxa" w:w="3443"/>
           </w:tcPr>
           <w:p>
-            <w:pPr>
-              <w:spacing w:line="276" w:lineRule="auto" w:after="120"/>
-            </w:pPr>
-            <w:r>
-              <w:rPr>
-                <w:rFonts w:ascii="Times New Roman" w:hAnsi="Times New Roman" w:eastAsia="SimSun"/>
-                <w:b w:val="0"/>
-                <w:sz w:val="20"/>
-              </w:rPr>
-              <w:t>12–17 Oct 2026</w:t>
+            <w:r>
+              <w:t>12–18 Oct 2026</w:t>
             </w:r>
           </w:p>
         </w:tc>
@@ -2060,16 +2445,8 @@
             <w:tcW w:type="dxa" w:w="3443"/>
           </w:tcPr>
           <w:p>
-            <w:pPr>
-              <w:spacing w:line="276" w:lineRule="auto" w:after="120"/>
-            </w:pPr>
-            <w:r>
-              <w:rPr>
-                <w:rFonts w:ascii="Times New Roman" w:hAnsi="Times New Roman" w:eastAsia="SimSun"/>
-                <w:b w:val="0"/>
-                <w:sz w:val="20"/>
-              </w:rPr>
-              <w:t>19–24 Oct 2026</w:t>
+            <w:r>
+              <w:t>19–25 Oct 2026</w:t>
             </w:r>
           </w:p>
         </w:tc>
@@ -2917,9 +3294,7 @@
               </w:rPr>
               <w:t>Week 1</w:t>
               <w:br/>
-              <w:t>12–17 Oct</w:t>
-              <w:br/>
-              <w:t>2026</w:t>
+              <w:t>12–18 Oct</w:t>
             </w:r>
           </w:p>
         </w:tc>
@@ -2934,16 +3309,25 @@
                 <w:rFonts w:ascii="Times New Roman" w:hAnsi="Times New Roman" w:eastAsia="SimSun"/>
                 <w:sz w:val="24"/>
               </w:rPr>
-              <w:t>Project 1: QR-Based Stock Inventory Management Website — Requirements Analysis.</w:t>
+              <w:t>12 Oct: project introduction and existing-material review.</w:t>
               <w:br/>
               <w:br/>
-              <w:t>Communicated with the client through online discussions and face-to-face meetings to understand the existing stock recording process and the intended use of product QR codes.</w:t>
+              <w:t>13 Oct: online requirements discussion (date to verify).</w:t>
               <w:br/>
               <w:br/>
-              <w:t>Reviewed the inventory spreadsheet, Google Form and QR-code PDF. Organised the initial requirements, including product identification, stock receipts and issues, photo evidence, administrator access and reorder thresholds.</w:t>
+              <w:t>14 Oct: face-to-face workflow clarification (date to verify).</w:t>
               <w:br/>
               <w:br/>
-              <w:t>Outlined the worker and administrator workflows and considered a mobile-friendly website as an alternative to a native application.</w:t>
+              <w:t>15 Oct: group worker/admin/system requirements.</w:t>
+              <w:br/>
+              <w:br/>
+              <w:t>16 Oct: research web approach and tools.</w:t>
+              <w:br/>
+              <w:br/>
+              <w:t>17 Oct: outline workflows/data fields (working date to verify).</w:t>
+              <w:br/>
+              <w:br/>
+              <w:t>18 Oct: Sunday activity arrangement unconfirmed.</w:t>
             </w:r>
           </w:p>
         </w:tc>
@@ -2981,18 +3365,40 @@
               </w:rPr>
               <w:t>Week 2</w:t>
               <w:br/>
-              <w:t>19–24 Oct</w:t>
+              <w:t>19–25 Oct</w:t>
             </w:r>
           </w:p>
         </w:tc>
         <w:tc>
           <w:tcPr/>
           <w:p>
-            <w:r>
-              <w:t>Progress up to 21 October: researched HTML, CSS, JavaScript, Apps Script, Sheets and Drive; designed data/workflows and prepared the initial website prototype.</w:t>
+            <w:pPr>
+              <w:spacing w:line="360" w:lineRule="auto"/>
+            </w:pPr>
+            <w:r>
+              <w:rPr>
+                <w:rFonts w:ascii="Times New Roman" w:hAnsi="Times New Roman" w:eastAsia="SimSun"/>
+                <w:sz w:val="24"/>
+              </w:rPr>
+              <w:t>19 Oct: refine product/transaction/settings data organisation.</w:t>
               <w:br/>
               <w:br/>
-              <w:t>The prototype covers product QR entry, employee ID, quantities/photos, stock calculations and admin functions. For 22–24 October, check and organise the prototype for client review. Formal feedback and modifications are pending.</w:t>
+              <w:t>20 Oct: initial worker interface and submission flow.</w:t>
+              <w:br/>
+              <w:br/>
+              <w:t>21 Oct: organise admin functions/prototype for client review.</w:t>
+              <w:br/>
+              <w:br/>
+              <w:t>22 Oct (planned): review prototype and data against requirements.</w:t>
+              <w:br/>
+              <w:br/>
+              <w:t>23 Oct (planned): review labels and administrator interface.</w:t>
+              <w:br/>
+              <w:br/>
+              <w:t>24 Oct (planned): consolidate client review material.</w:t>
+              <w:br/>
+              <w:br/>
+              <w:t>25 Oct: Sunday activity arrangement unconfirmed.</w:t>
             </w:r>
           </w:p>
         </w:tc>
@@ -3020,19 +3426,43 @@
         <w:tc>
           <w:tcPr/>
           <w:p>
-            <w:r/>
+            <w:pPr>
+              <w:spacing w:line="360" w:lineRule="auto"/>
+            </w:pPr>
+            <w:r>
+              <w:rPr>
+                <w:rFonts w:ascii="Times New Roman" w:hAnsi="Times New Roman" w:eastAsia="SimSun"/>
+                <w:sz w:val="24"/>
+              </w:rPr>
+            </w:r>
           </w:p>
         </w:tc>
         <w:tc>
           <w:tcPr/>
           <w:p>
-            <w:r/>
+            <w:pPr>
+              <w:spacing w:line="360" w:lineRule="auto"/>
+            </w:pPr>
+            <w:r>
+              <w:rPr>
+                <w:rFonts w:ascii="Times New Roman" w:hAnsi="Times New Roman" w:eastAsia="SimSun"/>
+                <w:sz w:val="24"/>
+              </w:rPr>
+            </w:r>
           </w:p>
         </w:tc>
         <w:tc>
           <w:tcPr/>
           <w:p>
-            <w:r/>
+            <w:pPr>
+              <w:spacing w:line="360" w:lineRule="auto"/>
+            </w:pPr>
+            <w:r>
+              <w:rPr>
+                <w:rFonts w:ascii="Times New Roman" w:hAnsi="Times New Roman" w:eastAsia="SimSun"/>
+                <w:sz w:val="24"/>
+              </w:rPr>
+            </w:r>
           </w:p>
         </w:tc>
       </w:tr>
@@ -3045,19 +3475,43 @@
         <w:tc>
           <w:tcPr/>
           <w:p>
-            <w:r/>
+            <w:pPr>
+              <w:spacing w:line="360" w:lineRule="auto"/>
+            </w:pPr>
+            <w:r>
+              <w:rPr>
+                <w:rFonts w:ascii="Times New Roman" w:hAnsi="Times New Roman" w:eastAsia="SimSun"/>
+                <w:sz w:val="24"/>
+              </w:rPr>
+            </w:r>
           </w:p>
         </w:tc>
         <w:tc>
           <w:tcPr/>
           <w:p>
-            <w:r/>
+            <w:pPr>
+              <w:spacing w:line="360" w:lineRule="auto"/>
+            </w:pPr>
+            <w:r>
+              <w:rPr>
+                <w:rFonts w:ascii="Times New Roman" w:hAnsi="Times New Roman" w:eastAsia="SimSun"/>
+                <w:sz w:val="24"/>
+              </w:rPr>
+            </w:r>
           </w:p>
         </w:tc>
         <w:tc>
           <w:tcPr/>
           <w:p>
-            <w:r/>
+            <w:pPr>
+              <w:spacing w:line="360" w:lineRule="auto"/>
+            </w:pPr>
+            <w:r>
+              <w:rPr>
+                <w:rFonts w:ascii="Times New Roman" w:hAnsi="Times New Roman" w:eastAsia="SimSun"/>
+                <w:sz w:val="24"/>
+              </w:rPr>
+            </w:r>
           </w:p>
         </w:tc>
       </w:tr>
@@ -3072,7 +3526,14 @@
             <w:gridSpan w:val="3"/>
           </w:tcPr>
           <w:p>
-            <w:r>
+            <w:pPr>
+              <w:spacing w:line="360" w:lineRule="auto"/>
+            </w:pPr>
+            <w:r>
+              <w:rPr>
+                <w:rFonts w:ascii="Times New Roman" w:hAnsi="Times New Roman" w:eastAsia="SimSun"/>
+                <w:sz w:val="24"/>
+              </w:rPr>
               <w:t>Summary of the Month: October 2026</w:t>
             </w:r>
           </w:p>
@@ -3089,7 +3550,15 @@
             <w:gridSpan w:val="3"/>
           </w:tcPr>
           <w:p>
-            <w:r/>
+            <w:pPr>
+              <w:spacing w:line="360" w:lineRule="auto"/>
+            </w:pPr>
+            <w:r>
+              <w:rPr>
+                <w:rFonts w:ascii="Times New Roman" w:hAnsi="Times New Roman" w:eastAsia="SimSun"/>
+                <w:sz w:val="24"/>
+              </w:rPr>
+            </w:r>
           </w:p>
         </w:tc>
       </w:tr>
@@ -12163,14 +12632,15 @@
     <w:basedOn w:val="Normal"/>
     <w:next w:val="Normal"/>
     <w:pPr>
-      <w:keepNext w:val="1"/>
+      <w:keepNext/>
       <w:keepLines w:val="1"/>
       <w:pageBreakBefore w:val="0"/>
-      <w:spacing w:after="80" w:before="280" w:lineRule="auto"/>
+      <w:spacing w:after="120" w:before="240" w:lineRule="auto"/>
     </w:pPr>
     <w:rPr>
-      <w:b w:val="1"/>
-      <w:sz w:val="28"/>
+      <w:rFonts w:ascii="Times New Roman" w:hAnsi="Times New Roman" w:eastAsia="SimSun"/>
+      <w:b/>
+      <w:sz w:val="24"/>
       <w:szCs w:val="28"/>
     </w:rPr>
   </w:style>

--- a/docs/internship-report/GD008_Complete_Project_1_Report_English_Draft.docx
+++ b/docs/internship-report/GD008_Complete_Project_1_Report_English_Draft.docx
@@ -1271,7 +1271,7 @@
         <w:jc w:val="both"/>
       </w:pPr>
       <w:r>
-        <w:t>Daily allocation note: this section expands the same activities as the previous draft and provisionally assigns them to dates; it is not a verified daily attendance log. Check the actual dates for 12–21 October. Entries for 22–25 October are future arrangements. Online and face-to-face discussions are part of the original account, but their exact dates were not supplied. Sunday work is unconfirmed. Later client feedback, modifications and maintenance are not prewritten.</w:t>
+        <w:t>Daily allocation note: this section expands the same activities as the previous draft and provisionally assigns them to dates; it is not a verified daily attendance log. Check the actual dates for 12–21 October. Entries for 22–25 October are future arrangements. Online and face-to-face discussions are part of the original account, but their exact dates were not supplied. Saturdays are half-days ending at 12 noon; Sundays are non-working days. Later client feedback, modifications and maintenance are not prewritten.</w:t>
       </w:r>
     </w:p>
     <w:p>
@@ -1432,7 +1432,7 @@
         <w:pStyle w:val="Heading3"/>
       </w:pPr>
       <w:r>
-        <w:t>17 October 2026 (Saturday) — Initial workflow and data-field planning</w:t>
+        <w:t>17 October 2026 (Saturday, work until 12 noon) — Initial workflow and data-field planning</w:t>
       </w:r>
     </w:p>
     <w:p>
@@ -1453,7 +1453,7 @@
         <w:jc w:val="both"/>
       </w:pPr>
       <w:r>
-        <w:t>I outlined separate product and transaction records. A product would hold its code, name, unit, opening balance, reorder threshold and image reference. A transaction would identify the product, movement type, quantity, employee ID, time and photo reference. The balance rule was opening stock plus valid receipts minus valid issues. This provided a design basis for the initial prototype. The allocation of work to Saturday should be verified against actual attendance.</w:t>
+        <w:t>I outlined separate product and transaction records. A product would hold its code, name, unit, opening balance, reorder threshold and image reference. A transaction would identify the product, movement type, quantity, employee ID, time and photo reference. The balance rule was opening stock plus valid receipts minus valid issues. This provided a design basis for the initial prototype. Saturday is a half-day ending at 12 noon; the exact task allocation still requires verification against actual records.</w:t>
       </w:r>
     </w:p>
     <w:p>
@@ -1461,7 +1461,7 @@
         <w:pStyle w:val="Heading3"/>
       </w:pPr>
       <w:r>
-        <w:t>18 October 2026 (Sunday) — Activity record not confirmed</w:t>
+        <w:t>18 October 2026 (Sunday) — Rest day</w:t>
       </w:r>
     </w:p>
     <w:p>
@@ -1471,7 +1471,7 @@
         <w:jc w:val="both"/>
       </w:pPr>
       <w:r>
-        <w:t>No confirmed work or attendance information has been supplied for this Sunday. No meeting, development task or working hours are claimed for this date. If the day was a rest day, it should be recorded accordingly; if project work took place, the actual task and outcome should be entered before submission.</w:t>
+        <w:t>Sunday was a rest day with no work attendance. No meetings, development work or project tasks are recorded for this date.</w:t>
       </w:r>
     </w:p>
     <w:p>
@@ -1632,7 +1632,7 @@
         <w:pStyle w:val="Heading3"/>
       </w:pPr>
       <w:r>
-        <w:t>24 October 2026 (Saturday) — Planned consolidation for client review</w:t>
+        <w:t>24 October 2026 (Saturday, work until 12 noon) — Planned consolidation for client review</w:t>
       </w:r>
     </w:p>
     <w:p>
@@ -1653,7 +1653,7 @@
         <w:jc w:val="both"/>
       </w:pPr>
       <w:r>
-        <w:t>The intended stage outcome is a prototype ready for feedback, not an assumed final acceptance. Detailed client-requested changes and maintenance work are not prewritten because the feedback has not yet been received. Whether this Saturday was a working day and which preparation tasks were actually completed must be confirmed.</w:t>
+        <w:t>The intended stage outcome is a prototype ready for feedback, not an assumed final acceptance. Detailed client-requested changes and maintenance work are not prewritten because the feedback has not yet been received. Saturday work is limited to the morning, ending at 12 noon; actual preparation tasks completed remain to be confirmed.</w:t>
       </w:r>
     </w:p>
     <w:p>
@@ -1661,7 +1661,7 @@
         <w:pStyle w:val="Heading3"/>
       </w:pPr>
       <w:r>
-        <w:t>25 October 2026 (Sunday) — Activity arrangement to be confirmed</w:t>
+        <w:t>25 October 2026 (Sunday) — Rest day</w:t>
       </w:r>
     </w:p>
     <w:p>
@@ -1671,7 +1671,7 @@
         <w:jc w:val="both"/>
       </w:pPr>
       <w:r>
-        <w:t>This Sunday is included to cover the requested reporting period of 12–25 October, but no work schedule or activity is assumed. It is also a future date relative to this draft. Leave it as a rest day if that is the actual arrangement, or add verified project work later. No completed customer review, test result, modification or maintenance task is claimed for this date.</w:t>
+        <w:t>Under the confirmed work arrangement, Sunday is a non-working day. This date is a scheduled rest day; no work tasks, meetings, test results or modifications are recorded in advance.</w:t>
       </w:r>
     </w:p>
     <w:p>
@@ -3324,10 +3324,10 @@
               <w:t>16 Oct: research web approach and tools.</w:t>
               <w:br/>
               <w:br/>
-              <w:t>17 Oct: outline workflows/data fields (working date to verify).</w:t>
+              <w:t>17 Oct (morning, until 12 noon): outline workflows/data fields.</w:t>
               <w:br/>
               <w:br/>
-              <w:t>18 Oct: Sunday activity arrangement unconfirmed.</w:t>
+              <w:t>18 Oct: Sunday rest day; no work attendance.</w:t>
             </w:r>
           </w:p>
         </w:tc>
@@ -3395,10 +3395,10 @@
               <w:t>23 Oct (planned): review labels and administrator interface.</w:t>
               <w:br/>
               <w:br/>
-              <w:t>24 Oct (planned): consolidate client review material.</w:t>
+              <w:t>24 Oct (planned morning, until 12 noon): consolidate client review material.</w:t>
               <w:br/>
               <w:br/>
-              <w:t>25 Oct: Sunday activity arrangement unconfirmed.</w:t>
+              <w:t>25 Oct: Sunday rest day; no work scheduled.</w:t>
             </w:r>
           </w:p>
         </w:tc>

--- a/docs/internship-report/GD008_Complete_Project_1_Report_English_Draft.docx
+++ b/docs/internship-report/GD008_Complete_Project_1_Report_English_Draft.docx
@@ -1058,7 +1058,7 @@
       </w:r>
     </w:p>
     <w:p>
-      <w:fldSimple w:instr="TOC \o &quot;1-3&quot; \h \z \u">
+      <w:fldSimple w:instr="TOC \o &quot;1-2&quot; \h \z \u">
         <w:r>
           <w:t>Right-click and update this table of contents in Microsoft Word.</w:t>
         </w:r>
@@ -1284,193 +1284,169 @@
     </w:p>
     <w:p>
       <w:pPr>
-        <w:pStyle w:val="Heading3"/>
+        <w:keepNext w:val="0"/>
+        <w:widowControl/>
+        <w:spacing w:line="360" w:lineRule="auto" w:before="0" w:after="120"/>
+        <w:ind w:firstLine="0"/>
+        <w:jc w:val="both"/>
       </w:pPr>
       <w:r>
-        <w:t>12 October 2026 (Monday) — Project introduction and review of existing records</w:t>
+        <w:rPr>
+          <w:rFonts w:ascii="Times New Roman" w:hAnsi="Times New Roman" w:eastAsia="SimSun"/>
+          <w:b/>
+          <w:sz w:val="24"/>
+        </w:rPr>
+        <w:t xml:space="preserve">12 October 2026 (Monday) — Project introduction and review of existing records — </w:t>
+      </w:r>
+      <w:r>
+        <w:rPr>
+          <w:rFonts w:ascii="Times New Roman" w:hAnsi="Times New Roman" w:eastAsia="SimSun"/>
+          <w:sz w:val="24"/>
+        </w:rPr>
+        <w:t>I reviewed the inventory spreadsheet, existing Google Form and PDF of product QR codes and images to understand the current recording process. I identified product codes, names, units and stock figures as the main data, and outlined how a worker scans a label before recording a movement. I prepared questions about receipts versus issues, required evidence and administrator stock visibility as the basis for requirements gathering.</w:t>
       </w:r>
     </w:p>
     <w:p>
       <w:pPr>
+        <w:keepNext w:val="0"/>
         <w:widowControl/>
-        <w:spacing w:line="360" w:lineRule="auto" w:after="200"/>
+        <w:spacing w:line="360" w:lineRule="auto" w:before="0" w:after="120"/>
+        <w:ind w:firstLine="0"/>
         <w:jc w:val="both"/>
       </w:pPr>
       <w:r>
-        <w:t>I began by reviewing the purpose of the stock inventory project and the material supplied by the client. The inventory spreadsheet showed the main information that had to be retained, including product codes, names, units and stock figures. I also examined the existing Google Form entry route and the PDF of individual QR codes and product images. This helped me understand that the proposed website should improve an existing recording process rather than create an unrelated application.</w:t>
+        <w:rPr>
+          <w:rFonts w:ascii="Times New Roman" w:hAnsi="Times New Roman" w:eastAsia="SimSun"/>
+          <w:b/>
+          <w:sz w:val="24"/>
+        </w:rPr>
+        <w:t xml:space="preserve">13 October 2026 (Tuesday) — Online client discussion and initial requirements — </w:t>
+      </w:r>
+      <w:r>
+        <w:rPr>
+          <w:rFonts w:ascii="Times New Roman" w:hAnsi="Times New Roman" w:eastAsia="SimSun"/>
+          <w:sz w:val="24"/>
+        </w:rPr>
+        <w:t>I discussed the intended workflow with the client online, focusing on product-form access, employee identification, quantities, photographs and optional notes. I translated general expectations such as automatic stock deduction into defined transaction and balance rules, then organised an initial requirements list. This linked the client’s operational descriptions to the proposed design; the exact discussion date remains subject to verification against the actual meeting record.</w:t>
       </w:r>
     </w:p>
     <w:p>
       <w:pPr>
+        <w:keepNext w:val="0"/>
         <w:widowControl/>
-        <w:spacing w:line="360" w:lineRule="auto" w:after="200"/>
-        <w:ind w:firstLine="720"/>
+        <w:spacing w:line="360" w:lineRule="auto" w:before="0" w:after="120"/>
+        <w:ind w:firstLine="0"/>
         <w:jc w:val="both"/>
       </w:pPr>
       <w:r>
-        <w:t>The main task was to identify the starting workflow: a worker scans a product label and records a stock movement. I noted the information that would need clarification, particularly the difference between receipts and issues, the evidence required for each movement and who should see inventory quantities. The output was an initial set of discussion points for requirements gathering.</w:t>
+        <w:rPr>
+          <w:rFonts w:ascii="Times New Roman" w:hAnsi="Times New Roman" w:eastAsia="SimSun"/>
+          <w:b/>
+          <w:sz w:val="24"/>
+        </w:rPr>
+        <w:t xml:space="preserve">14 October 2026 (Wednesday) — Face-to-face discussion and workflow clarification — </w:t>
+      </w:r>
+      <w:r>
+        <w:rPr>
+          <w:rFonts w:ascii="Times New Roman" w:hAnsi="Times New Roman" w:eastAsia="SimSun"/>
+          <w:sz w:val="24"/>
+        </w:rPr>
+        <w:t>The face-to-face discussion clarified that workers should see the product name, image and unit, while stock quantities remain administrator-only. Receipts also require administrator authorisation. I considered units such as PAIR, PCS, PACK and KG to prevent incorrect quantity interpretation, and noted that product codes must remain stable because printed QR labels use them. Meeting details and the exact date should be checked against the student’s records.</w:t>
       </w:r>
     </w:p>
     <w:p>
       <w:pPr>
-        <w:pStyle w:val="Heading3"/>
+        <w:keepNext w:val="0"/>
+        <w:widowControl/>
+        <w:spacing w:line="360" w:lineRule="auto" w:before="0" w:after="120"/>
+        <w:ind w:firstLine="0"/>
+        <w:jc w:val="both"/>
       </w:pPr>
       <w:r>
-        <w:t>13 October 2026 (Tuesday) — Online client discussion and initial requirements</w:t>
+        <w:rPr>
+          <w:rFonts w:ascii="Times New Roman" w:hAnsi="Times New Roman" w:eastAsia="SimSun"/>
+          <w:b/>
+          <w:sz w:val="24"/>
+        </w:rPr>
+        <w:t xml:space="preserve">15 October 2026 (Thursday) — Consolidation of the requirements list — </w:t>
+      </w:r>
+      <w:r>
+        <w:rPr>
+          <w:rFonts w:ascii="Times New Roman" w:hAnsi="Times New Roman" w:eastAsia="SimSun"/>
+          <w:sz w:val="24"/>
+        </w:rPr>
+        <w:t>I grouped requirements into worker, administrator and system functions: scanning, employee ID and photo entry, stock calculations, product maintenance, corrections, reorder thresholds, branding and QR-label printing. I separated essential behaviour from later enhancements, keeping additional messaging channels outside the initial scope. The result was a clearer checklist for client review, rather than a claim that every feature had been accepted or formally tested.</w:t>
       </w:r>
     </w:p>
     <w:p>
       <w:pPr>
+        <w:keepNext w:val="0"/>
         <w:widowControl/>
-        <w:spacing w:line="360" w:lineRule="auto" w:after="200"/>
+        <w:spacing w:line="360" w:lineRule="auto" w:before="0" w:after="120"/>
+        <w:ind w:firstLine="0"/>
         <w:jc w:val="both"/>
       </w:pPr>
       <w:r>
-        <w:t>I used online communication with the client to clarify the intended operation of the system. The discussion focused on how workers would enter a product form, what information they should provide and how stock quantities should change after submission. The key recording fields were identified as employee identification, movement quantity and a supporting photograph, with notes available when needed.</w:t>
+        <w:rPr>
+          <w:rFonts w:ascii="Times New Roman" w:hAnsi="Times New Roman" w:eastAsia="SimSun"/>
+          <w:b/>
+          <w:sz w:val="24"/>
+        </w:rPr>
+        <w:t xml:space="preserve">16 October 2026 (Friday) — Research into a suitable development approach — </w:t>
+      </w:r>
+      <w:r>
+        <w:rPr>
+          <w:rFonts w:ascii="Times New Roman" w:hAnsi="Times New Roman" w:eastAsia="SimSun"/>
+          <w:sz w:val="24"/>
+        </w:rPr>
+        <w:t>I compared a mobile-friendly website with a native application and selected the web approach because workers can open product links through a phone camera without installation. I researched HTML, CSS and JavaScript for the interface and Google Apps Script, Sheets and Drive for processing, records and photos. I also noted internet dependence, service quotas and the need to check administrator permissions on the server.</w:t>
       </w:r>
     </w:p>
     <w:p>
       <w:pPr>
+        <w:keepNext w:val="0"/>
         <w:widowControl/>
-        <w:spacing w:line="360" w:lineRule="auto" w:after="200"/>
-        <w:ind w:firstLine="720"/>
+        <w:spacing w:line="360" w:lineRule="auto" w:before="0" w:after="120"/>
+        <w:ind w:firstLine="0"/>
         <w:jc w:val="both"/>
       </w:pPr>
       <w:r>
-        <w:t>I separated statements about the desired result from decisions about implementation. For example, “stock should reduce automatically” required a defined issue transaction and a consistent balance calculation. I organised these points into a preliminary requirements list so that the client’s operational descriptions could be used as a basis for design. The exact date of this discussion should be checked against the actual meeting record.</w:t>
+        <w:rPr>
+          <w:rFonts w:ascii="Times New Roman" w:hAnsi="Times New Roman" w:eastAsia="SimSun"/>
+          <w:b/>
+          <w:sz w:val="24"/>
+        </w:rPr>
+        <w:t xml:space="preserve">17 October 2026 (Saturday, work until 12 noon) — Initial workflow and data-field planning — </w:t>
+      </w:r>
+      <w:r>
+        <w:rPr>
+          <w:rFonts w:ascii="Times New Roman" w:hAnsi="Times New Roman" w:eastAsia="SimSun"/>
+          <w:sz w:val="24"/>
+        </w:rPr>
+        <w:t>During the Saturday half-day, ending at 12 noon, I outlined separate worker and administrator workflows and planned product and transaction fields. Product data included code, name, unit, opening balance, threshold and image; transactions included movement type, quantity, employee ID, time and photo. I defined stock as opening balance plus valid receipts minus valid issues. The precise task allocation should still be checked against actual records.</w:t>
       </w:r>
     </w:p>
     <w:p>
       <w:pPr>
-        <w:pStyle w:val="Heading3"/>
-      </w:pPr>
-      <w:r>
-        <w:t>14 October 2026 (Wednesday) — Face-to-face discussion and workflow clarification</w:t>
-      </w:r>
-    </w:p>
-    <w:p>
-      <w:pPr>
+        <w:keepNext w:val="0"/>
         <w:widowControl/>
-        <w:spacing w:line="360" w:lineRule="auto" w:after="200"/>
+        <w:spacing w:line="360" w:lineRule="auto" w:before="0" w:after="120"/>
+        <w:ind w:firstLine="0"/>
         <w:jc w:val="both"/>
       </w:pPr>
       <w:r>
-        <w:t>The face-to-face discussion was used to clarify how the proposed system would fit the stock collection process. An important requirement was that workers should see the product name, image and unit after scanning, while the actual stock quantity should be visible only to administrators. Incoming stock would be recorded through an administrator-authorised operation rather than treated as an ordinary worker action.</w:t>
+        <w:rPr>
+          <w:rFonts w:ascii="Times New Roman" w:hAnsi="Times New Roman" w:eastAsia="SimSun"/>
+          <w:b/>
+          <w:sz w:val="24"/>
+        </w:rPr>
+        <w:t xml:space="preserve">18 October 2026 (Sunday) — Rest day — </w:t>
       </w:r>
-    </w:p>
-    <w:p>
-      <w:pPr>
-        <w:widowControl/>
-        <w:spacing w:line="360" w:lineRule="auto" w:after="200"/>
-        <w:ind w:firstLine="720"/>
-        <w:jc w:val="both"/>
-      </w:pPr>
       <w:r>
-        <w:t>I considered the practical meaning of units such as PAIR, PCS, PACK and KG. The quantity field must use the unit assigned to the product so that a package is not accidentally recorded as an individual piece. I also noted that product codes must remain stable because printed QR labels use those identifiers. The meeting details and date remain subject to confirmation from the student’s records.</w:t>
-      </w:r>
-    </w:p>
-    <w:p>
-      <w:pPr>
-        <w:pStyle w:val="Heading3"/>
-      </w:pPr>
-      <w:r>
-        <w:t>15 October 2026 (Thursday) — Consolidation of the requirements list</w:t>
-      </w:r>
-    </w:p>
-    <w:p>
-      <w:pPr>
-        <w:widowControl/>
-        <w:spacing w:line="360" w:lineRule="auto" w:after="200"/>
-        <w:jc w:val="both"/>
-      </w:pPr>
-      <w:r>
-        <w:t>I grouped the requirements into worker, administrator and system responsibilities. The worker requirements covered product-specific scanning, product information, employee ID, quantity and photo submission. Administrator requirements covered stock visibility, receipts, product maintenance, correction of mistaken records, reorder thresholds and QR-label printing. Company name and logo settings were included in the same proposed administrative scope.</w:t>
-      </w:r>
-    </w:p>
-    <w:p>
-      <w:pPr>
-        <w:widowControl/>
-        <w:spacing w:line="360" w:lineRule="auto" w:after="200"/>
-        <w:ind w:firstLine="720"/>
-        <w:jc w:val="both"/>
-      </w:pPr>
-      <w:r>
-        <w:t>I also distinguished essential behaviour from later enhancements. The initial solution would use email and on-page reminders where configured; other messaging channels were outside the agreed first scope. This prevented the requirements list from expanding into unrelated functions. The result was a clearer checklist that could support client review without being mistaken for proof of acceptance or completed testing.</w:t>
-      </w:r>
-    </w:p>
-    <w:p>
-      <w:pPr>
-        <w:pStyle w:val="Heading3"/>
-      </w:pPr>
-      <w:r>
-        <w:t>16 October 2026 (Friday) — Research into a suitable development approach</w:t>
-      </w:r>
-    </w:p>
-    <w:p>
-      <w:pPr>
-        <w:widowControl/>
-        <w:spacing w:line="360" w:lineRule="auto" w:after="200"/>
-        <w:jc w:val="both"/>
-      </w:pPr>
-      <w:r>
-        <w:t>I compared a mobile-friendly website with a native application. The website approach was appropriate because a phone camera could open the product link directly after scanning, with no separate installation needed. It also allowed administrators to use a computer while workers used phones. I investigated how HTML, CSS and JavaScript could provide the form and responsive interface.</w:t>
-      </w:r>
-    </w:p>
-    <w:p>
-      <w:pPr>
-        <w:widowControl/>
-        <w:spacing w:line="360" w:lineRule="auto" w:after="200"/>
-        <w:ind w:firstLine="720"/>
-        <w:jc w:val="both"/>
-      </w:pPr>
-      <w:r>
-        <w:t>I researched Google Apps Script as the backend connecting Google Sheets and Google Drive. Sheets could hold product and movement records, while Drive could store photos. This choice matched the existing use of Google tools and reduced initial infrastructure work. I noted limitations such as internet dependence, service quotas and the need for server-side permission checks rather than relying on hidden interface controls.</w:t>
-      </w:r>
-    </w:p>
-    <w:p>
-      <w:pPr>
-        <w:pStyle w:val="Heading3"/>
-      </w:pPr>
-      <w:r>
-        <w:t>17 October 2026 (Saturday, work until 12 noon) — Initial workflow and data-field planning</w:t>
-      </w:r>
-    </w:p>
-    <w:p>
-      <w:pPr>
-        <w:widowControl/>
-        <w:spacing w:line="360" w:lineRule="auto" w:after="200"/>
-        <w:jc w:val="both"/>
-      </w:pPr>
-      <w:r>
-        <w:t>I organised the proposed worker flow as scanning, checking product information, entering an employee ID and quantity, attaching a photo and submitting. The administrator flow covered inventory review, incoming stock, product changes and label printing. Describing the flows separately helped identify which actions required administrator permission.</w:t>
-      </w:r>
-    </w:p>
-    <w:p>
-      <w:pPr>
-        <w:widowControl/>
-        <w:spacing w:line="360" w:lineRule="auto" w:after="200"/>
-        <w:ind w:firstLine="720"/>
-        <w:jc w:val="both"/>
-      </w:pPr>
-      <w:r>
-        <w:t>I outlined separate product and transaction records. A product would hold its code, name, unit, opening balance, reorder threshold and image reference. A transaction would identify the product, movement type, quantity, employee ID, time and photo reference. The balance rule was opening stock plus valid receipts minus valid issues. This provided a design basis for the initial prototype. Saturday is a half-day ending at 12 noon; the exact task allocation still requires verification against actual records.</w:t>
-      </w:r>
-    </w:p>
-    <w:p>
-      <w:pPr>
-        <w:pStyle w:val="Heading3"/>
-      </w:pPr>
-      <w:r>
-        <w:t>18 October 2026 (Sunday) — Rest day</w:t>
-      </w:r>
-    </w:p>
-    <w:p>
-      <w:pPr>
-        <w:widowControl/>
-        <w:spacing w:line="360" w:lineRule="auto" w:after="200"/>
-        <w:jc w:val="both"/>
-      </w:pPr>
-      <w:r>
+        <w:rPr>
+          <w:rFonts w:ascii="Times New Roman" w:hAnsi="Times New Roman" w:eastAsia="SimSun"/>
+          <w:sz w:val="24"/>
+        </w:rPr>
         <w:t>Sunday was a rest day with no work attendance. No meetings, development work or project tasks are recorded for this date.</w:t>
       </w:r>
     </w:p>
@@ -1484,194 +1460,170 @@
     </w:p>
     <w:p>
       <w:pPr>
-        <w:pStyle w:val="Heading3"/>
+        <w:keepNext w:val="0"/>
+        <w:widowControl/>
+        <w:spacing w:line="360" w:lineRule="auto" w:before="0" w:after="120"/>
+        <w:ind w:firstLine="0"/>
+        <w:jc w:val="both"/>
       </w:pPr>
       <w:r>
-        <w:t>19 October 2026 (Monday) — Data organisation and prototype structure</w:t>
+        <w:rPr>
+          <w:rFonts w:ascii="Times New Roman" w:hAnsi="Times New Roman" w:eastAsia="SimSun"/>
+          <w:b/>
+          <w:sz w:val="24"/>
+        </w:rPr>
+        <w:t xml:space="preserve">19 October 2026 (Monday) — Data organisation and prototype structure — </w:t>
+      </w:r>
+      <w:r>
+        <w:rPr>
+          <w:rFonts w:ascii="Times New Roman" w:hAnsi="Times New Roman" w:eastAsia="SimSun"/>
+          <w:sz w:val="24"/>
+        </w:rPr>
+        <w:t>I refined the organisation of Products, Transactions and Settings, separating product details from movements and keeping company branding in Settings. I distinguished product display images from transaction photos and arranged the worker form, administrator view and QR-label page around a shared product code. Opening stock was treated as a balance requiring physical verification, rather than a replacement for normal receipt entries.</w:t>
       </w:r>
     </w:p>
     <w:p>
       <w:pPr>
+        <w:keepNext w:val="0"/>
         <w:widowControl/>
-        <w:spacing w:line="360" w:lineRule="auto" w:after="200"/>
+        <w:spacing w:line="360" w:lineRule="auto" w:before="0" w:after="120"/>
+        <w:ind w:firstLine="0"/>
         <w:jc w:val="both"/>
       </w:pPr>
       <w:r>
-        <w:t>I refined the data organisation for Products, Transactions and Settings. Product details were kept separate from stock movements to make changes easier to trace. Settings would hold the company name and logo. The proposed data model also retained the distinction between a product display image and the photograph attached to an individual movement.</w:t>
+        <w:rPr>
+          <w:rFonts w:ascii="Times New Roman" w:hAnsi="Times New Roman" w:eastAsia="SimSun"/>
+          <w:b/>
+          <w:sz w:val="24"/>
+        </w:rPr>
+        <w:t xml:space="preserve">20 October 2026 (Tuesday) — Initial worker interface and submission flow — </w:t>
+      </w:r>
+      <w:r>
+        <w:rPr>
+          <w:rFonts w:ascii="Times New Roman" w:hAnsi="Times New Roman" w:eastAsia="SimSun"/>
+          <w:sz w:val="24"/>
+        </w:rPr>
+        <w:t>I developed the initial worker form with HTML, CSS and JavaScript, including product information, employee ID, quantity and a required photo in a phone-friendly layout. I outlined input validation, product identification, receipt/issue processing and photo references, considering positive quantities, insufficient stock and duplicate requests. Employee IDs were kept as text to preserve letters and leading zeroes, without treating them as verified authentication.</w:t>
       </w:r>
     </w:p>
     <w:p>
       <w:pPr>
+        <w:keepNext w:val="0"/>
         <w:widowControl/>
-        <w:spacing w:line="360" w:lineRule="auto" w:after="200"/>
-        <w:ind w:firstLine="720"/>
+        <w:spacing w:line="360" w:lineRule="auto" w:before="0" w:after="120"/>
+        <w:ind w:firstLine="0"/>
         <w:jc w:val="both"/>
       </w:pPr>
       <w:r>
-        <w:t>I organised the page structure around a worker form, an administrator inventory view and a QR-label page. The same product code would connect the stock record, form and QR label. Opening stock was treated as a starting balance that required physical verification, not a substitute for normal incoming-stock entries. The output was a clearer structure for connecting the interface and stored records.</w:t>
+        <w:rPr>
+          <w:rFonts w:ascii="Times New Roman" w:hAnsi="Times New Roman" w:eastAsia="SimSun"/>
+          <w:b/>
+          <w:sz w:val="24"/>
+        </w:rPr>
+        <w:t xml:space="preserve">21 October 2026 (Wednesday) — Initial administrator functions and review preparation — </w:t>
+      </w:r>
+      <w:r>
+        <w:rPr>
+          <w:rFonts w:ascii="Times New Roman" w:hAnsi="Times New Roman" w:eastAsia="SimSun"/>
+          <w:sz w:val="24"/>
+        </w:rPr>
+        <w:t>I consolidated administrator requirements in the initial prototype, including inventory/history, product maintenance, reorder settings, photo updates and printable QR labels. Labels support single, multiple or all products with removal of accidental selections. I considered corrections that reverse stock once, retain the original record and reason, and reject receipt deletion that creates negative stock. The prototype was prepared for client review; acceptance and requested changes remained pending.</w:t>
       </w:r>
     </w:p>
     <w:p>
       <w:pPr>
-        <w:pStyle w:val="Heading3"/>
+        <w:keepNext w:val="0"/>
+        <w:widowControl/>
+        <w:spacing w:line="360" w:lineRule="auto" w:before="0" w:after="120"/>
+        <w:ind w:firstLine="0"/>
+        <w:jc w:val="both"/>
       </w:pPr>
       <w:r>
-        <w:t>20 October 2026 (Tuesday) — Initial worker interface and submission flow</w:t>
+        <w:rPr>
+          <w:rFonts w:ascii="Times New Roman" w:hAnsi="Times New Roman" w:eastAsia="SimSun"/>
+          <w:b/>
+          <w:sz w:val="24"/>
+        </w:rPr>
+        <w:t xml:space="preserve">22 October 2026 (Thursday) — Planned prototype checks and information review — </w:t>
+      </w:r>
+      <w:r>
+        <w:rPr>
+          <w:rFonts w:ascii="Times New Roman" w:hAnsi="Times New Roman" w:eastAsia="SimSun"/>
+          <w:sz w:val="24"/>
+        </w:rPr>
+        <w:t>Planned: check the initial prototype against the existing requirements, especially product codes, units, employee ID, quantity and photo fields, worker stock privacy and administrator authorisation for receipts. Record discrepancies or missing information before client review. No particular defect, repair or passing result is claimed in advance; replace this entry with the actual checks and outcomes after execution.</w:t>
       </w:r>
     </w:p>
     <w:p>
       <w:pPr>
+        <w:keepNext w:val="0"/>
         <w:widowControl/>
-        <w:spacing w:line="360" w:lineRule="auto" w:after="200"/>
+        <w:spacing w:line="360" w:lineRule="auto" w:before="0" w:after="120"/>
+        <w:ind w:firstLine="0"/>
         <w:jc w:val="both"/>
       </w:pPr>
       <w:r>
-        <w:t>I developed the initial worker-facing structure using HTML, CSS and JavaScript. The form was designed to show the selected product, accept an employee ID and quantity, and require a photo. The responsive layout was intended to remain readable on a phone, as scanning is the main way workers enter the system.</w:t>
+        <w:rPr>
+          <w:rFonts w:ascii="Times New Roman" w:hAnsi="Times New Roman" w:eastAsia="SimSun"/>
+          <w:b/>
+          <w:sz w:val="24"/>
+        </w:rPr>
+        <w:t xml:space="preserve">23 October 2026 (Friday) — Planned QR-label and administrator review — </w:t>
+      </w:r>
+      <w:r>
+        <w:rPr>
+          <w:rFonts w:ascii="Times New Roman" w:hAnsi="Times New Roman" w:eastAsia="SimSun"/>
+          <w:sz w:val="24"/>
+        </w:rPr>
+        <w:t>Planned: review QR destinations and the label layout, including product code, name, unit, photo and optional text. Check that the selected list identifies the intended print items and that removing a selection does not delete a product. Review the already-scoped branding, product and correction controls; actual findings remain to be recorded after execution.</w:t>
       </w:r>
     </w:p>
     <w:p>
       <w:pPr>
+        <w:keepNext w:val="0"/>
         <w:widowControl/>
-        <w:spacing w:line="360" w:lineRule="auto" w:after="200"/>
-        <w:ind w:firstLine="720"/>
+        <w:spacing w:line="360" w:lineRule="auto" w:before="0" w:after="120"/>
+        <w:ind w:firstLine="0"/>
         <w:jc w:val="both"/>
       </w:pPr>
       <w:r>
-        <w:t>I considered the processing steps needed after submission: validate the input, identify the product, distinguish an issue from a receipt and record the photo reference. Positive quantities, insufficient-stock rejection and duplicate-request handling were included in the design. Employee IDs were treated as text so that leading zeroes and letters could be retained, but this entry was not presented as verified identity.</w:t>
+        <w:rPr>
+          <w:rFonts w:ascii="Times New Roman" w:hAnsi="Times New Roman" w:eastAsia="SimSun"/>
+          <w:b/>
+          <w:sz w:val="24"/>
+        </w:rPr>
+        <w:t xml:space="preserve">24 October 2026 (Saturday, work until 12 noon) — Planned consolidation for client review — </w:t>
+      </w:r>
+      <w:r>
+        <w:rPr>
+          <w:rFonts w:ascii="Times New Roman" w:hAnsi="Times New Roman" w:eastAsia="SimSun"/>
+          <w:sz w:val="24"/>
+        </w:rPr>
+        <w:t>Planned for the Saturday morning, ending at 12 noon: consolidate requirements, workflow notes and the prototype for client review, and prepare the customer requirement table with confirmation and comment fields. Keep expected behaviour consistent across documents. The intended outcome is readiness for feedback, not final acceptance; actual preparation tasks and specific client-requested modifications remain to be confirmed.</w:t>
       </w:r>
     </w:p>
     <w:p>
       <w:pPr>
-        <w:pStyle w:val="Heading3"/>
-      </w:pPr>
-      <w:r>
-        <w:t>21 October 2026 (Wednesday) — Initial administrator functions and review preparation</w:t>
-      </w:r>
-    </w:p>
-    <w:p>
-      <w:pPr>
+        <w:keepNext w:val="0"/>
         <w:widowControl/>
-        <w:spacing w:line="360" w:lineRule="auto" w:after="200"/>
+        <w:spacing w:line="360" w:lineRule="auto" w:before="0" w:after="120"/>
+        <w:ind w:firstLine="0"/>
         <w:jc w:val="both"/>
       </w:pPr>
       <w:r>
-        <w:t>I brought the administrator-facing requirements together with the initial prototype. These included inventory and recent-record views, product maintenance, reorder settings, photo updates and the generation of product QR labels. Label selection needed to support one, several or all products and allow accidental selections to be removed before printing.</w:t>
+        <w:rPr>
+          <w:rFonts w:ascii="Times New Roman" w:hAnsi="Times New Roman" w:eastAsia="SimSun"/>
+          <w:b/>
+          <w:sz w:val="24"/>
+        </w:rPr>
+        <w:t xml:space="preserve">25 October 2026 (Sunday) — Rest day — </w:t>
       </w:r>
-    </w:p>
-    <w:p>
-      <w:pPr>
-        <w:widowControl/>
-        <w:spacing w:line="360" w:lineRule="auto" w:after="200"/>
-        <w:ind w:firstLine="720"/>
-        <w:jc w:val="both"/>
-      </w:pPr>
       <w:r>
-        <w:t>I also considered controlled correction of mistaken stock records. A correction should reverse the stock effect once while retaining the original record and a reason. Deleting a receipt should not create a negative balance. The research, design and initial prototype were prepared for client review, but actual client acceptance and specific requested modifications were still pending. These points were recorded separately from confirmed delivery results.</w:t>
-      </w:r>
-    </w:p>
-    <w:p>
-      <w:pPr>
-        <w:pStyle w:val="Heading3"/>
-      </w:pPr>
-      <w:r>
-        <w:t>22 October 2026 (Thursday) — Planned prototype checks and information review</w:t>
-      </w:r>
-    </w:p>
-    <w:p>
-      <w:pPr>
-        <w:widowControl/>
-        <w:spacing w:line="360" w:lineRule="auto" w:after="200"/>
-        <w:jc w:val="both"/>
-      </w:pPr>
-      <w:r>
-        <w:t>Planned activity: review the initial prototype against the existing requirements list, concentrating on the product code, unit, employee ID, quantity and photo fields. Check that stock quantities remain excluded from the worker view and that receipt operations require administrator authorisation.</w:t>
-      </w:r>
-    </w:p>
-    <w:p>
-      <w:pPr>
-        <w:widowControl/>
-        <w:spacing w:line="360" w:lineRule="auto" w:after="200"/>
-        <w:ind w:firstLine="720"/>
-        <w:jc w:val="both"/>
-      </w:pPr>
-      <w:r>
-        <w:t>The intended output is a short list of discrepancies or missing information to resolve before the client review. No particular fault, repair or successful test is claimed in advance. The actual checks performed and their results should replace this planned entry once the work has taken place.</w:t>
-      </w:r>
-    </w:p>
-    <w:p>
-      <w:pPr>
-        <w:pStyle w:val="Heading3"/>
-      </w:pPr>
-      <w:r>
-        <w:t>23 October 2026 (Friday) — Planned QR-label and administrator review</w:t>
-      </w:r>
-    </w:p>
-    <w:p>
-      <w:pPr>
-        <w:widowControl/>
-        <w:spacing w:line="360" w:lineRule="auto" w:after="200"/>
-        <w:jc w:val="both"/>
-      </w:pPr>
-      <w:r>
-        <w:t>Planned activity: review product QR links and the label layout, including the code, name, unit, available photo and optional label text. Verify that a selection list clearly identifies the products intended for printing and that removing a selection does not delete the product itself.</w:t>
-      </w:r>
-    </w:p>
-    <w:p>
-      <w:pPr>
-        <w:widowControl/>
-        <w:spacing w:line="360" w:lineRule="auto" w:after="200"/>
-        <w:ind w:firstLine="720"/>
-        <w:jc w:val="both"/>
-      </w:pPr>
-      <w:r>
-        <w:t>The administrator review is intended to cover company name/logo settings, product information and record-correction controls already included in the requirements. This is preparation within the existing scope, not a new feature commitment. Actual findings, if any, remain to be recorded after execution.</w:t>
-      </w:r>
-    </w:p>
-    <w:p>
-      <w:pPr>
-        <w:pStyle w:val="Heading3"/>
-      </w:pPr>
-      <w:r>
-        <w:t>24 October 2026 (Saturday, work until 12 noon) — Planned consolidation for client review</w:t>
-      </w:r>
-    </w:p>
-    <w:p>
-      <w:pPr>
-        <w:widowControl/>
-        <w:spacing w:line="360" w:lineRule="auto" w:after="200"/>
-        <w:jc w:val="both"/>
-      </w:pPr>
-      <w:r>
-        <w:t>Planned activity: consolidate the initial requirements, workflow notes and prototype so the client can review them together. Prepare the customer-facing requirement table with space to confirm a function, request a change or leave a comment. Keep the description of expected behaviour consistent with the report.</w:t>
-      </w:r>
-    </w:p>
-    <w:p>
-      <w:pPr>
-        <w:widowControl/>
-        <w:spacing w:line="360" w:lineRule="auto" w:after="200"/>
-        <w:ind w:firstLine="720"/>
-        <w:jc w:val="both"/>
-      </w:pPr>
-      <w:r>
-        <w:t>The intended stage outcome is a prototype ready for feedback, not an assumed final acceptance. Detailed client-requested changes and maintenance work are not prewritten because the feedback has not yet been received. Saturday work is limited to the morning, ending at 12 noon; actual preparation tasks completed remain to be confirmed.</w:t>
-      </w:r>
-    </w:p>
-    <w:p>
-      <w:pPr>
-        <w:pStyle w:val="Heading3"/>
-      </w:pPr>
-      <w:r>
-        <w:t>25 October 2026 (Sunday) — Rest day</w:t>
-      </w:r>
-    </w:p>
-    <w:p>
-      <w:pPr>
-        <w:widowControl/>
-        <w:spacing w:line="360" w:lineRule="auto" w:after="200"/>
-        <w:jc w:val="both"/>
-      </w:pPr>
-      <w:r>
-        <w:t>Under the confirmed work arrangement, Sunday is a non-working day. This date is a scheduled rest day; no work tasks, meetings, test results or modifications are recorded in advance.</w:t>
+        <w:rPr>
+          <w:rFonts w:ascii="Times New Roman" w:hAnsi="Times New Roman" w:eastAsia="SimSun"/>
+          <w:sz w:val="24"/>
+        </w:rPr>
+        <w:t>Sunday is a scheduled rest day under the confirmed work arrangement. No work tasks, meetings, tests or modifications are planned or claimed for this date.</w:t>
       </w:r>
     </w:p>
     <w:p>
@@ -3311,21 +3263,15 @@
               </w:rPr>
               <w:t>12 Oct: project introduction and existing-material review.</w:t>
               <w:br/>
-              <w:br/>
               <w:t>13 Oct: online requirements discussion (date to verify).</w:t>
-              <w:br/>
               <w:br/>
               <w:t>14 Oct: face-to-face workflow clarification (date to verify).</w:t>
               <w:br/>
-              <w:br/>
               <w:t>15 Oct: group worker/admin/system requirements.</w:t>
-              <w:br/>
               <w:br/>
               <w:t>16 Oct: research web approach and tools.</w:t>
               <w:br/>
-              <w:br/>
               <w:t>17 Oct (morning, until 12 noon): outline workflows/data fields.</w:t>
-              <w:br/>
               <w:br/>
               <w:t>18 Oct: Sunday rest day; no work attendance.</w:t>
             </w:r>
@@ -3382,21 +3328,15 @@
               </w:rPr>
               <w:t>19 Oct: refine product/transaction/settings data organisation.</w:t>
               <w:br/>
-              <w:br/>
               <w:t>20 Oct: initial worker interface and submission flow.</w:t>
-              <w:br/>
               <w:br/>
               <w:t>21 Oct: organise admin functions/prototype for client review.</w:t>
               <w:br/>
-              <w:br/>
               <w:t>22 Oct (planned): review prototype and data against requirements.</w:t>
-              <w:br/>
               <w:br/>
               <w:t>23 Oct (planned): review labels and administrator interface.</w:t>
               <w:br/>
-              <w:br/>
               <w:t>24 Oct (planned morning, until 12 noon): consolidate client review material.</w:t>
-              <w:br/>
               <w:br/>
               <w:t>25 Oct: Sunday rest day; no work scheduled.</w:t>
             </w:r>

--- a/docs/internship-report/GD008_Complete_Project_1_Report_English_Draft.docx
+++ b/docs/internship-report/GD008_Complete_Project_1_Report_English_Draft.docx
@@ -1146,7 +1146,7 @@
         <w:jc w:val="both"/>
       </w:pPr>
       <w:r>
-        <w:t>The industrial training placement is at Bakti Makmur (M) Sdn. Bhd., from 12 October 2026 to 9 January 2027, under Christopher Kong San Hor, IT Technician. This account covers only Weeks 1–2 of Project 1, the QR-based stock inventory website. Company background details and the company logo will be added separately.</w:t>
+        <w:t>The industrial training placement is at Bakti Makmur (M) Sdn. Bhd. (registration no. 1316038-M), at A13, Tingkat Bawah, Lorong Seri Setali 113/1, Perumahan Seri Setali, 25300 Kuantan, Pahang. The company telephone/fax is 09-509 3745 and the company email is baktimakmurm@yahoo.com. These details are taken from the internship offer letter dated 15 September 2026. The company logo will be added separately.</w:t>
       </w:r>
     </w:p>
     <w:p>
@@ -1157,6 +1157,36 @@
       </w:pPr>
       <w:r>
         <w:t>The client previously used product QR codes linked to a Google Form. The project brings stock issues, receipts, employee IDs and photo evidence into a mobile-friendly website, with inventory quantities and management functions available to administrators.</w:t>
+      </w:r>
+    </w:p>
+    <w:p>
+      <w:pPr>
+        <w:spacing w:line="360" w:lineRule="auto" w:after="200"/>
+        <w:ind w:firstLine="720"/>
+        <w:jc w:val="both"/>
+      </w:pPr>
+      <w:r>
+        <w:t>The offered position is IT Technician in the IT Department, for the placement from 12 October 2026 to 9 January 2027. The role description includes assisting with IT infrastructure, networks, backups, user accounts, office and application support, and system improvements. These are role responsibilities, not claims that every duty has been performed during this reporting period. This account remains limited to the first two weeks of the inventory website project.</w:t>
+      </w:r>
+    </w:p>
+    <w:p>
+      <w:pPr>
+        <w:spacing w:line="360" w:lineRule="auto" w:after="200"/>
+        <w:ind w:firstLine="720"/>
+        <w:jc w:val="both"/>
+      </w:pPr>
+      <w:r>
+        <w:t>The offer letter states that the intern reports to Christopher Kong San Hor, Managing Director, and Alexander Kong San Lum, Executive Director. This is the documented internship reporting relationship, not a complete company organisation chart. The IT Plan lists Christopher Kong San Hor as IT Technician, which differs from the offer letter and should be confirmed before submission. The letter does not establish the company’s principal business sector, so no industry background is invented.</w:t>
+      </w:r>
+    </w:p>
+    <w:p>
+      <w:pPr>
+        <w:spacing w:line="360" w:lineRule="auto" w:after="200"/>
+        <w:ind w:firstLine="720"/>
+        <w:jc w:val="both"/>
+      </w:pPr>
+      <w:r>
+        <w:t>Normal working hours are 8 a.m.–5 p.m., Monday to Friday, with a one-hour lunch break, and 8 a.m.–12 noon on Saturday. Sunday is a non-working day as separately confirmed by the student. Individual daily tasks still require verification against actual records.</w:t>
       </w:r>
     </w:p>
     <w:p>
@@ -3518,7 +3548,7 @@
         <w:jc w:val="both"/>
       </w:pPr>
       <w:r>
-        <w:t>Industry supervisor: Christopher Kong San Hor | IT Technician</w:t>
+        <w:t>Industry supervisor: Christopher Kong San Hor | Managing Director (offer letter; the IT Plan lists IT Technician—confirm before submission)</w:t>
       </w:r>
     </w:p>
     <w:p>

--- a/docs/internship-report/GD008_Complete_Project_1_Report_English_Draft.docx
+++ b/docs/internship-report/GD008_Complete_Project_1_Report_English_Draft.docx
@@ -825,7 +825,7 @@
         <w:sectPr>
           <w:headerReference w:type="default" r:id="rId13"/>
           <w:footerReference w:type="default" r:id="rId14"/>
-          <w:pgSz w:h="16840" w:w="11910" w:orient="portrait"/>
+          <w:pgSz w:h="16838" w:w="11906" w:orient="portrait"/>
           <w:pgMar w:bottom="280" w:top="1580" w:left="1680" w:right="1180" w:header="720" w:footer="720"/>
           <w:pgNumType w:start="1"/>
         </w:sectPr>
@@ -919,7 +919,7 @@
       <w:pPr>
         <w:sectPr>
           <w:type w:val="nextPage"/>
-          <w:pgSz w:h="16840" w:w="11910" w:orient="portrait"/>
+          <w:pgSz w:h="16838" w:w="11906" w:orient="portrait"/>
           <w:pgMar w:bottom="1660" w:top="1320" w:left="1080" w:right="500" w:header="0" w:footer="1474"/>
         </w:sectPr>
       </w:pPr>
@@ -1033,15 +1033,6 @@
       </w:pPr>
       <w:r>
         <w:t>This interim account covers 12–25 October 2026, the first two reporting weeks of Project 1: a QR-based stock inventory website. It expands the same client requirements, research, workflow/data design and initial-prototype content into daily entries. The prototype is awaiting client review. Exact daily allocations require verification; dates after 21 October remain planned. Later feedback, modifications and maintenance are not included as completed activities.</w:t>
-      </w:r>
-    </w:p>
-    <w:p>
-      <w:pPr>
-        <w:widowControl/>
-        <w:jc w:val="both"/>
-      </w:pPr>
-      <w:r>
-        <w:t>Keywords: inventory management; QR codes; web application; Google Apps Script; industrial training.</w:t>
       </w:r>
     </w:p>
     <w:p>
@@ -1118,7 +1109,7 @@
         <w:sectPr>
           <w:headerReference w:type="default" r:id="rId15"/>
           <w:footerReference w:type="default" r:id="rId16"/>
-          <w:pgSz w:h="16840" w:w="11910" w:orient="portrait"/>
+          <w:pgSz w:h="16838" w:w="11906" w:orient="portrait"/>
           <w:pgMar w:bottom="1660" w:top="1320" w:left="1080" w:right="500" w:header="0" w:footer="1474"/>
           <w:pgNumType w:fmt="lowerRoman" w:start="1"/>
         </w:sectPr>
@@ -1127,6 +1118,8 @@
     <w:p>
       <w:pPr>
         <w:pStyle w:val="Heading1"/>
+        <w:keepNext/>
+        <w:pageBreakBefore/>
       </w:pPr>
       <w:r>
         <w:t>CHAPTER 1 — INTRODUCTION</w:t>
@@ -1135,6 +1128,8 @@
     <w:p>
       <w:pPr>
         <w:pStyle w:val="Heading2"/>
+        <w:keepNext/>
+        <w:spacing w:after="360"/>
       </w:pPr>
       <w:r>
         <w:t>1.1 Training and Project Background</w:t>
@@ -1143,55 +1138,213 @@
     <w:p>
       <w:pPr>
         <w:widowControl/>
+        <w:spacing w:line="360" w:lineRule="auto" w:after="360"/>
+        <w:ind w:firstLine="0"/>
         <w:jc w:val="both"/>
       </w:pPr>
       <w:r>
+        <w:rPr>
+          <w:rFonts w:ascii="Times New Roman" w:hAnsi="Times New Roman" w:eastAsia="SimSun"/>
+          <w:sz w:val="24"/>
+        </w:rPr>
         <w:t>The industrial training placement is at Bakti Makmur (M) Sdn. Bhd. (registration no. 1316038-M), at A13, Tingkat Bawah, Lorong Seri Setali 113/1, Perumahan Seri Setali, 25300 Kuantan, Pahang. The company telephone/fax is 09-509 3745 and the company email is baktimakmurm@yahoo.com. These details are taken from the internship offer letter dated 15 September 2026. The company logo will be added separately.</w:t>
+      </w:r>
+      <w:r>
+        <w:t xml:space="preserve"> (Bakti Makmur (M) Sdn. Bhd., 2026).</w:t>
       </w:r>
     </w:p>
     <w:p>
       <w:pPr>
         <w:widowControl/>
+        <w:spacing w:line="360" w:lineRule="auto" w:after="360"/>
         <w:ind w:firstLine="720"/>
         <w:jc w:val="both"/>
       </w:pPr>
       <w:r>
+        <w:rPr>
+          <w:rFonts w:ascii="Times New Roman" w:hAnsi="Times New Roman" w:eastAsia="SimSun"/>
+          <w:sz w:val="24"/>
+        </w:rPr>
         <w:t>The client previously used product QR codes linked to a Google Form. The project brings stock issues, receipts, employee IDs and photo evidence into a mobile-friendly website, with inventory quantities and management functions available to administrators.</w:t>
       </w:r>
     </w:p>
     <w:p>
       <w:pPr>
-        <w:spacing w:line="360" w:lineRule="auto" w:after="200"/>
+        <w:widowControl/>
+        <w:spacing w:line="360" w:lineRule="auto" w:after="360"/>
         <w:ind w:firstLine="720"/>
         <w:jc w:val="both"/>
       </w:pPr>
       <w:r>
+        <w:rPr>
+          <w:rFonts w:ascii="Times New Roman" w:hAnsi="Times New Roman" w:eastAsia="SimSun"/>
+          <w:sz w:val="24"/>
+        </w:rPr>
         <w:t>The offered position is IT Technician in the IT Department, for the placement from 12 October 2026 to 9 January 2027. The role description includes assisting with IT infrastructure, networks, backups, user accounts, office and application support, and system improvements. These are role responsibilities, not claims that every duty has been performed during this reporting period. This account remains limited to the first two weeks of the inventory website project.</w:t>
       </w:r>
     </w:p>
     <w:p>
       <w:pPr>
-        <w:spacing w:line="360" w:lineRule="auto" w:after="200"/>
+        <w:widowControl/>
+        <w:spacing w:line="360" w:lineRule="auto" w:after="360"/>
         <w:ind w:firstLine="720"/>
         <w:jc w:val="both"/>
       </w:pPr>
       <w:r>
+        <w:rPr>
+          <w:rFonts w:ascii="Times New Roman" w:hAnsi="Times New Roman" w:eastAsia="SimSun"/>
+          <w:sz w:val="24"/>
+        </w:rPr>
         <w:t>The offer letter states that the intern reports to Christopher Kong San Hor, Managing Director, and Alexander Kong San Lum, Executive Director. This is the documented internship reporting relationship, not a complete company organisation chart. The IT Plan lists Christopher Kong San Hor as IT Technician, which differs from the offer letter and should be confirmed before submission. The letter does not establish the company’s principal business sector, so no industry background is invented.</w:t>
       </w:r>
     </w:p>
     <w:p>
       <w:pPr>
-        <w:spacing w:line="360" w:lineRule="auto" w:after="200"/>
+        <w:widowControl/>
+        <w:spacing w:line="360" w:lineRule="auto" w:after="360"/>
         <w:ind w:firstLine="720"/>
         <w:jc w:val="both"/>
       </w:pPr>
       <w:r>
+        <w:rPr>
+          <w:rFonts w:ascii="Times New Roman" w:hAnsi="Times New Roman" w:eastAsia="SimSun"/>
+          <w:sz w:val="24"/>
+        </w:rPr>
         <w:t>Normal working hours are 8 a.m.–5 p.m., Monday to Friday, with a one-hour lunch break, and 8 a.m.–12 noon on Saturday. Sunday is a non-working day as separately confirmed by the student. Individual daily tasks still require verification against actual records.</w:t>
       </w:r>
     </w:p>
     <w:p>
       <w:pPr>
+        <w:keepNext/>
+      </w:pPr>
+      <w:r>
+        <w:t>Figure 1.1: Internship reporting relationship documented in the offer letter (not a complete company organisation chart)</w:t>
+      </w:r>
+    </w:p>
+    <w:tbl>
+      <w:tblPr>
+        <w:tblStyle w:val="Table2"/>
+        <w:tblW w:type="auto" w:w="0"/>
+        <w:tblLook w:firstColumn="1" w:firstRow="1" w:lastColumn="0" w:lastRow="0" w:noHBand="0" w:noVBand="1" w:val="04A0"/>
+      </w:tblPr>
+      <w:tblGrid>
+        <w:gridCol w:w="5163"/>
+        <w:gridCol w:w="5163"/>
+      </w:tblGrid>
+      <w:tr>
+        <w:tc>
+          <w:tcPr>
+            <w:tcW w:type="dxa" w:w="5163"/>
+          </w:tcPr>
+          <w:p>
+            <w:pPr>
+              <w:spacing w:line="360" w:lineRule="auto" w:after="80"/>
+              <w:jc w:val="center"/>
+            </w:pPr>
+            <w:r>
+              <w:rPr>
+                <w:rFonts w:ascii="Times New Roman" w:hAnsi="Times New Roman" w:eastAsia="SimSun"/>
+                <w:sz w:val="24"/>
+              </w:rPr>
+              <w:t>Christopher Kong San Hor</w:t>
+              <w:br/>
+              <w:t>Managing Director</w:t>
+            </w:r>
+          </w:p>
+        </w:tc>
+        <w:tc>
+          <w:tcPr>
+            <w:tcW w:type="dxa" w:w="5163"/>
+          </w:tcPr>
+          <w:p>
+            <w:pPr>
+              <w:spacing w:line="360" w:lineRule="auto" w:after="80"/>
+              <w:jc w:val="center"/>
+            </w:pPr>
+            <w:r>
+              <w:rPr>
+                <w:rFonts w:ascii="Times New Roman" w:hAnsi="Times New Roman" w:eastAsia="SimSun"/>
+                <w:sz w:val="24"/>
+              </w:rPr>
+              <w:t>Alexander Kong San Lum</w:t>
+              <w:br/>
+              <w:t>Executive Director</w:t>
+            </w:r>
+          </w:p>
+        </w:tc>
+      </w:tr>
+      <w:tr>
+        <w:tc>
+          <w:tcPr>
+            <w:tcW w:type="dxa" w:w="5163"/>
+          </w:tcPr>
+          <w:p>
+            <w:pPr>
+              <w:spacing w:line="360" w:lineRule="auto" w:after="80"/>
+              <w:jc w:val="center"/>
+            </w:pPr>
+            <w:r>
+              <w:rPr>
+                <w:rFonts w:ascii="Times New Roman" w:hAnsi="Times New Roman" w:eastAsia="SimSun"/>
+                <w:sz w:val="24"/>
+              </w:rPr>
+              <w:t>↓</w:t>
+            </w:r>
+          </w:p>
+        </w:tc>
+        <w:tc>
+          <w:tcPr>
+            <w:tcW w:type="dxa" w:w="5163"/>
+          </w:tcPr>
+          <w:p>
+            <w:pPr>
+              <w:spacing w:line="360" w:lineRule="auto" w:after="80"/>
+              <w:jc w:val="center"/>
+            </w:pPr>
+            <w:r>
+              <w:rPr>
+                <w:rFonts w:ascii="Times New Roman" w:hAnsi="Times New Roman" w:eastAsia="SimSun"/>
+                <w:sz w:val="24"/>
+              </w:rPr>
+              <w:t>↓</w:t>
+            </w:r>
+          </w:p>
+        </w:tc>
+      </w:tr>
+      <w:tr>
+        <w:tc>
+          <w:tcPr>
+            <w:tcW w:type="dxa" w:w="10326"/>
+            <w:gridSpan w:val="2"/>
+          </w:tcPr>
+          <w:p>
+            <w:pPr>
+              <w:spacing w:line="360" w:lineRule="auto" w:after="80"/>
+              <w:jc w:val="center"/>
+            </w:pPr>
+            <w:r>
+              <w:rPr>
+                <w:rFonts w:ascii="Times New Roman" w:hAnsi="Times New Roman" w:eastAsia="SimSun"/>
+                <w:sz w:val="24"/>
+              </w:rPr>
+              <w:t>Wong Sook En</w:t>
+              <w:br/>
+              <w:t>IT Technician Intern</w:t>
+            </w:r>
+          </w:p>
+        </w:tc>
+      </w:tr>
+    </w:tbl>
+    <w:p>
+      <w:r>
+        <w:t>The full company organisation chart and principal business still require company confirmation; the supervisor-title discrepancy with the IT Plan also remains to be resolved.</w:t>
+      </w:r>
+    </w:p>
+    <w:p>
+      <w:pPr>
         <w:pStyle w:val="Heading2"/>
+        <w:keepNext/>
+        <w:spacing w:after="360"/>
       </w:pPr>
       <w:r>
         <w:t>1.2 Objectives and Scope</w:t>
@@ -1200,9 +1353,15 @@
     <w:p>
       <w:pPr>
         <w:widowControl/>
+        <w:spacing w:line="360" w:lineRule="auto" w:after="360"/>
+        <w:ind w:firstLine="0"/>
         <w:jc w:val="both"/>
       </w:pPr>
       <w:r>
+        <w:rPr>
+          <w:rFonts w:ascii="Times New Roman" w:hAnsi="Times New Roman" w:eastAsia="SimSun"/>
+          <w:sz w:val="24"/>
+        </w:rPr>
         <w:t>The objectives are to simplify QR-based recording, calculate stock automatically, and provide product maintenance, record correction, reorder alerts and printable photo/QR labels. The solution uses existing Google services rather than a native mobile application. Additional messaging integrations are outside the current scope.</w:t>
       </w:r>
     </w:p>
@@ -1214,6 +1373,7 @@
     <w:p>
       <w:pPr>
         <w:pStyle w:val="Heading1"/>
+        <w:keepNext/>
       </w:pPr>
       <w:r>
         <w:t>CHAPTER 2 — RESEARCH / STUDY</w:t>
@@ -1222,6 +1382,8 @@
     <w:p>
       <w:pPr>
         <w:pStyle w:val="Heading2"/>
+        <w:keepNext/>
+        <w:spacing w:after="360"/>
       </w:pPr>
       <w:r>
         <w:t>2.1 Requirements and Technology Selection</w:t>
@@ -1230,33 +1392,53 @@
     <w:p>
       <w:pPr>
         <w:widowControl/>
+        <w:spacing w:line="360" w:lineRule="auto" w:after="360"/>
+        <w:ind w:firstLine="0"/>
         <w:jc w:val="both"/>
       </w:pPr>
       <w:r>
+        <w:rPr>
+          <w:rFonts w:ascii="Times New Roman" w:hAnsi="Times New Roman" w:eastAsia="SimSun"/>
+          <w:sz w:val="24"/>
+        </w:rPr>
         <w:t>I reviewed the client’s inventory spreadsheet, Google Form and product QR-code PDF, and discussed the requirements through online and face-to-face communication. Important requirements included product-specific scanning, employee ID entry, quantities, photos, separate administrator access and individual reorder thresholds.</w:t>
       </w:r>
     </w:p>
     <w:p>
       <w:pPr>
         <w:widowControl/>
+        <w:spacing w:line="360" w:lineRule="auto" w:after="360"/>
         <w:ind w:firstLine="720"/>
         <w:jc w:val="both"/>
       </w:pPr>
       <w:r>
+        <w:rPr>
+          <w:rFonts w:ascii="Times New Roman" w:hAnsi="Times New Roman" w:eastAsia="SimSun"/>
+          <w:sz w:val="24"/>
+        </w:rPr>
         <w:t>HTML, CSS and JavaScript were selected for the interface. Google Apps Script handles backend operations, Google Sheets holds product and transaction records, and Google Drive stores photos. A website allows workers to open a product form directly from a phone camera without installing an application.</w:t>
       </w:r>
     </w:p>
     <w:p>
       <w:pPr>
+        <w:widowControl/>
+        <w:spacing w:line="360" w:lineRule="auto" w:after="360"/>
+        <w:ind w:firstLine="720"/>
         <w:jc w:val="both"/>
       </w:pPr>
       <w:r>
+        <w:rPr>
+          <w:rFonts w:ascii="Times New Roman" w:hAnsi="Times New Roman" w:eastAsia="SimSun"/>
+          <w:sz w:val="24"/>
+        </w:rPr>
         <w:t>The tool roles were considered separately: HTML defines product selection, fields and management tables; CSS supports phone layouts and printed labels; JavaScript manages interaction, input preparation and QR generation. Apps Script checks requests and connects records to files, rather than allowing workers to edit stock directly. These roles elaborate the existing requirements without adding new project scope.</w:t>
       </w:r>
     </w:p>
     <w:p>
       <w:pPr>
         <w:pStyle w:val="Heading2"/>
+        <w:keepNext/>
+        <w:spacing w:after="360"/>
       </w:pPr>
       <w:r>
         <w:t>2.2 Workflow and Initial Prototype</w:t>
@@ -1265,19 +1447,30 @@
     <w:p>
       <w:pPr>
         <w:widowControl/>
+        <w:spacing w:line="360" w:lineRule="auto" w:after="360"/>
+        <w:ind w:firstLine="0"/>
         <w:jc w:val="both"/>
       </w:pPr>
       <w:r>
+        <w:rPr>
+          <w:rFonts w:ascii="Times New Roman" w:hAnsi="Times New Roman" w:eastAsia="SimSun"/>
+          <w:sz w:val="24"/>
+        </w:rPr>
         <w:t>The worker scans a QR code, confirms the product, enters an employee ID and quantity, attaches a photo and submits the movement. Administrators manage products, review inventory, correct mistaken records and print selected labels. Current stock is calculated as opening balance plus valid receipts minus valid issues.</w:t>
       </w:r>
     </w:p>
     <w:p>
       <w:pPr>
         <w:widowControl/>
+        <w:spacing w:line="360" w:lineRule="auto" w:after="360"/>
         <w:ind w:firstLine="720"/>
         <w:jc w:val="both"/>
       </w:pPr>
       <w:r>
+        <w:rPr>
+          <w:rFonts w:ascii="Times New Roman" w:hAnsi="Times New Roman" w:eastAsia="SimSun"/>
+          <w:sz w:val="24"/>
+        </w:rPr>
         <w:t>Following the research and development work, an initial prototype is available for client review. Design considerations include quantity validation, insufficient-stock rejection, duplicate-submission protection and server-side administrator checks. Employee IDs remain self-reported, and shared administrator access is a limitation of the initial version.</w:t>
       </w:r>
     </w:p>
@@ -1289,6 +1482,7 @@
     <w:p>
       <w:pPr>
         <w:pStyle w:val="Heading1"/>
+        <w:keepNext/>
       </w:pPr>
       <w:r>
         <w:t>CHAPTER 3 — INDUSTRIAL TRAINING WORKING EXPERIENCE</w:t>
@@ -1297,16 +1491,23 @@
     <w:p>
       <w:pPr>
         <w:widowControl/>
-        <w:spacing w:line="360" w:lineRule="auto" w:after="200"/>
+        <w:spacing w:line="360" w:lineRule="auto" w:after="360"/>
+        <w:ind w:firstLine="0"/>
         <w:jc w:val="both"/>
       </w:pPr>
       <w:r>
+        <w:rPr>
+          <w:rFonts w:ascii="Times New Roman" w:hAnsi="Times New Roman" w:eastAsia="SimSun"/>
+          <w:sz w:val="24"/>
+        </w:rPr>
         <w:t>Daily allocation note: this section expands the same activities as the previous draft and provisionally assigns them to dates; it is not a verified daily attendance log. Check the actual dates for 12–21 October. Entries for 22–25 October are future arrangements. Online and face-to-face discussions are part of the original account, but their exact dates were not supplied. Saturdays are half-days ending at 12 noon; Sundays are non-working days. Later client feedback, modifications and maintenance are not prewritten.</w:t>
       </w:r>
     </w:p>
     <w:p>
       <w:pPr>
         <w:pStyle w:val="Heading2"/>
+        <w:keepNext/>
+        <w:spacing w:after="360"/>
       </w:pPr>
       <w:r>
         <w:t>3.1 Week 1: 12–18 October 2026</w:t>
@@ -1316,7 +1517,7 @@
       <w:pPr>
         <w:keepNext w:val="0"/>
         <w:widowControl/>
-        <w:spacing w:line="360" w:lineRule="auto" w:before="0" w:after="120"/>
+        <w:spacing w:line="360" w:lineRule="auto" w:before="0" w:after="360"/>
         <w:ind w:firstLine="0"/>
         <w:jc w:val="both"/>
       </w:pPr>
@@ -1340,8 +1541,8 @@
       <w:pPr>
         <w:keepNext w:val="0"/>
         <w:widowControl/>
-        <w:spacing w:line="360" w:lineRule="auto" w:before="0" w:after="120"/>
-        <w:ind w:firstLine="0"/>
+        <w:spacing w:line="360" w:lineRule="auto" w:before="0" w:after="360"/>
+        <w:ind w:firstLine="720"/>
         <w:jc w:val="both"/>
       </w:pPr>
       <w:r>
@@ -1364,8 +1565,8 @@
       <w:pPr>
         <w:keepNext w:val="0"/>
         <w:widowControl/>
-        <w:spacing w:line="360" w:lineRule="auto" w:before="0" w:after="120"/>
-        <w:ind w:firstLine="0"/>
+        <w:spacing w:line="360" w:lineRule="auto" w:before="0" w:after="360"/>
+        <w:ind w:firstLine="720"/>
         <w:jc w:val="both"/>
       </w:pPr>
       <w:r>
@@ -1388,8 +1589,8 @@
       <w:pPr>
         <w:keepNext w:val="0"/>
         <w:widowControl/>
-        <w:spacing w:line="360" w:lineRule="auto" w:before="0" w:after="120"/>
-        <w:ind w:firstLine="0"/>
+        <w:spacing w:line="360" w:lineRule="auto" w:before="0" w:after="360"/>
+        <w:ind w:firstLine="720"/>
         <w:jc w:val="both"/>
       </w:pPr>
       <w:r>
@@ -1412,8 +1613,8 @@
       <w:pPr>
         <w:keepNext w:val="0"/>
         <w:widowControl/>
-        <w:spacing w:line="360" w:lineRule="auto" w:before="0" w:after="120"/>
-        <w:ind w:firstLine="0"/>
+        <w:spacing w:line="360" w:lineRule="auto" w:before="0" w:after="360"/>
+        <w:ind w:firstLine="720"/>
         <w:jc w:val="both"/>
       </w:pPr>
       <w:r>
@@ -1436,8 +1637,8 @@
       <w:pPr>
         <w:keepNext w:val="0"/>
         <w:widowControl/>
-        <w:spacing w:line="360" w:lineRule="auto" w:before="0" w:after="120"/>
-        <w:ind w:firstLine="0"/>
+        <w:spacing w:line="360" w:lineRule="auto" w:before="0" w:after="360"/>
+        <w:ind w:firstLine="720"/>
         <w:jc w:val="both"/>
       </w:pPr>
       <w:r>
@@ -1460,8 +1661,8 @@
       <w:pPr>
         <w:keepNext w:val="0"/>
         <w:widowControl/>
-        <w:spacing w:line="360" w:lineRule="auto" w:before="0" w:after="120"/>
-        <w:ind w:firstLine="0"/>
+        <w:spacing w:line="360" w:lineRule="auto" w:before="0" w:after="360"/>
+        <w:ind w:firstLine="720"/>
         <w:jc w:val="both"/>
       </w:pPr>
       <w:r>
@@ -1483,6 +1684,8 @@
     <w:p>
       <w:pPr>
         <w:pStyle w:val="Heading2"/>
+        <w:keepNext/>
+        <w:spacing w:after="360"/>
       </w:pPr>
       <w:r>
         <w:t>3.2 Week 2: 19–25 October 2026</w:t>
@@ -1492,7 +1695,7 @@
       <w:pPr>
         <w:keepNext w:val="0"/>
         <w:widowControl/>
-        <w:spacing w:line="360" w:lineRule="auto" w:before="0" w:after="120"/>
+        <w:spacing w:line="360" w:lineRule="auto" w:before="0" w:after="360"/>
         <w:ind w:firstLine="0"/>
         <w:jc w:val="both"/>
       </w:pPr>
@@ -1516,8 +1719,8 @@
       <w:pPr>
         <w:keepNext w:val="0"/>
         <w:widowControl/>
-        <w:spacing w:line="360" w:lineRule="auto" w:before="0" w:after="120"/>
-        <w:ind w:firstLine="0"/>
+        <w:spacing w:line="360" w:lineRule="auto" w:before="0" w:after="360"/>
+        <w:ind w:firstLine="720"/>
         <w:jc w:val="both"/>
       </w:pPr>
       <w:r>
@@ -1540,8 +1743,8 @@
       <w:pPr>
         <w:keepNext w:val="0"/>
         <w:widowControl/>
-        <w:spacing w:line="360" w:lineRule="auto" w:before="0" w:after="120"/>
-        <w:ind w:firstLine="0"/>
+        <w:spacing w:line="360" w:lineRule="auto" w:before="0" w:after="360"/>
+        <w:ind w:firstLine="720"/>
         <w:jc w:val="both"/>
       </w:pPr>
       <w:r>
@@ -1564,8 +1767,8 @@
       <w:pPr>
         <w:keepNext w:val="0"/>
         <w:widowControl/>
-        <w:spacing w:line="360" w:lineRule="auto" w:before="0" w:after="120"/>
-        <w:ind w:firstLine="0"/>
+        <w:spacing w:line="360" w:lineRule="auto" w:before="0" w:after="360"/>
+        <w:ind w:firstLine="720"/>
         <w:jc w:val="both"/>
       </w:pPr>
       <w:r>
@@ -1588,8 +1791,8 @@
       <w:pPr>
         <w:keepNext w:val="0"/>
         <w:widowControl/>
-        <w:spacing w:line="360" w:lineRule="auto" w:before="0" w:after="120"/>
-        <w:ind w:firstLine="0"/>
+        <w:spacing w:line="360" w:lineRule="auto" w:before="0" w:after="360"/>
+        <w:ind w:firstLine="720"/>
         <w:jc w:val="both"/>
       </w:pPr>
       <w:r>
@@ -1612,8 +1815,8 @@
       <w:pPr>
         <w:keepNext w:val="0"/>
         <w:widowControl/>
-        <w:spacing w:line="360" w:lineRule="auto" w:before="0" w:after="120"/>
-        <w:ind w:firstLine="0"/>
+        <w:spacing w:line="360" w:lineRule="auto" w:before="0" w:after="360"/>
+        <w:ind w:firstLine="720"/>
         <w:jc w:val="both"/>
       </w:pPr>
       <w:r>
@@ -1636,8 +1839,8 @@
       <w:pPr>
         <w:keepNext w:val="0"/>
         <w:widowControl/>
-        <w:spacing w:line="360" w:lineRule="auto" w:before="0" w:after="120"/>
-        <w:ind w:firstLine="0"/>
+        <w:spacing w:line="360" w:lineRule="auto" w:before="0" w:after="360"/>
+        <w:ind w:firstLine="720"/>
         <w:jc w:val="both"/>
       </w:pPr>
       <w:r>
@@ -1659,6 +1862,7 @@
     <w:p>
       <w:pPr>
         <w:pStyle w:val="Heading1"/>
+        <w:keepNext/>
         <w:pageBreakBefore/>
       </w:pPr>
       <w:r>
@@ -1668,6 +1872,8 @@
     <w:p>
       <w:pPr>
         <w:pStyle w:val="Heading2"/>
+        <w:keepNext/>
+        <w:spacing w:after="360"/>
       </w:pPr>
       <w:r>
         <w:t>4.1 Core Tasks and Validation</w:t>
@@ -1676,15 +1882,23 @@
     <w:p>
       <w:pPr>
         <w:widowControl/>
+        <w:spacing w:line="360" w:lineRule="auto" w:after="360"/>
+        <w:ind w:firstLine="0"/>
         <w:jc w:val="both"/>
       </w:pPr>
       <w:r>
+        <w:rPr>
+          <w:rFonts w:ascii="Times New Roman" w:hAnsi="Times New Roman" w:eastAsia="SimSun"/>
+          <w:sz w:val="24"/>
+        </w:rPr>
         <w:t>The project work covers requirements, workflow and data design, an initial web prototype and preparation for client testing. The test run should confirm correct QR routing, stock deductions and additions, photo retrieval, selected-label printing and administrator record correction. A successful page load alone is not sufficient to validate these functions.</w:t>
       </w:r>
     </w:p>
     <w:p>
       <w:pPr>
         <w:pStyle w:val="Heading2"/>
+        <w:keepNext/>
+        <w:spacing w:after="360"/>
       </w:pPr>
       <w:r>
         <w:t>4.2 Responsible Data Handling and Learning</w:t>
@@ -1693,17 +1907,30 @@
     <w:p>
       <w:pPr>
         <w:widowControl/>
+        <w:spacing w:line="360" w:lineRule="auto" w:after="360"/>
+        <w:ind w:firstLine="0"/>
         <w:jc w:val="both"/>
       </w:pPr>
       <w:r>
+        <w:rPr>
+          <w:rFonts w:ascii="Times New Roman" w:hAnsi="Times New Roman" w:eastAsia="SimSun"/>
+          <w:sz w:val="24"/>
+        </w:rPr>
         <w:t>Opening stock should be checked before operational use. Test records should be identified clearly, and corrections should retain an audit trail. Credentials and private photo links should not be published. The project develops software design and tool-use skills (CO1–CO2), communication and independent learning (CO5–CO7), and responsible handling of client information (CO3–CO4).</w:t>
       </w:r>
     </w:p>
     <w:p>
       <w:pPr>
+        <w:widowControl/>
+        <w:spacing w:line="360" w:lineRule="auto" w:after="360"/>
+        <w:ind w:firstLine="720"/>
         <w:jc w:val="both"/>
       </w:pPr>
       <w:r>
+        <w:rPr>
+          <w:rFonts w:ascii="Times New Roman" w:hAnsi="Times New Roman" w:eastAsia="SimSun"/>
+          <w:sz w:val="24"/>
+        </w:rPr>
         <w:t>The main difficulty in this stage was translating everyday descriptions into precise rules: which unit a quantity uses, which information is restricted, and what a correction should do. I addressed this through grouped requirements, separate worker/admin workflows and explicit data fields. This strengthened communication, independent research and problem decomposition. Client feedback is still pending, so no particular requested modification is invented.</w:t>
       </w:r>
     </w:p>
@@ -1715,6 +1942,7 @@
     <w:p>
       <w:pPr>
         <w:pStyle w:val="Heading1"/>
+        <w:keepNext/>
       </w:pPr>
       <w:r>
         <w:t>CHAPTER 5 — INTERIM CONCLUSION</w:t>
@@ -1723,6 +1951,8 @@
     <w:p>
       <w:pPr>
         <w:pStyle w:val="Heading2"/>
+        <w:keepNext/>
+        <w:spacing w:after="360"/>
       </w:pPr>
       <w:r>
         <w:t>5.1 Project Status and Next Steps</w:t>
@@ -1731,9 +1961,15 @@
     <w:p>
       <w:pPr>
         <w:widowControl/>
+        <w:spacing w:line="360" w:lineRule="auto" w:after="360"/>
+        <w:ind w:firstLine="0"/>
         <w:jc w:val="both"/>
       </w:pPr>
       <w:r>
+        <w:rPr>
+          <w:rFonts w:ascii="Times New Roman" w:hAnsi="Times New Roman" w:eastAsia="SimSun"/>
+          <w:sz w:val="24"/>
+        </w:rPr>
         <w:t>During Weeks 1 and 2, client discussions, requirements analysis, technical research and initial development established a prototype for the QR-based inventory website. It is now ready for client review. Actual feedback, modifications and maintenance will be documented separately when available. This account is limited to the first two weeks and forms the first part of the longer industrial training report.</w:t>
       </w:r>
     </w:p>
@@ -1745,6 +1981,63 @@
     <w:p>
       <w:pPr>
         <w:pStyle w:val="Heading1"/>
+      </w:pPr>
+      <w:r>
+        <w:t>REFERENCES</w:t>
+      </w:r>
+    </w:p>
+    <w:p>
+      <w:pPr>
+        <w:spacing w:line="360" w:lineRule="auto" w:after="240"/>
+      </w:pPr>
+      <w:r>
+        <w:t>Bakti Makmur (M) Sdn. Bhd. (2026) Internship offer letter to Wong Sook En, 15 September. Unpublished document; company details only.</w:t>
+      </w:r>
+    </w:p>
+    <w:p>
+      <w:pPr>
+        <w:spacing w:line="360" w:lineRule="auto" w:after="240"/>
+      </w:pPr>
+      <w:r>
+        <w:t>Universiti Tunku Abdul Rahman (2026) Industrial Training Plan: Wong Sook En, FM-FES-ITC-004, revision 4, 13 October. Unpublished training document.</w:t>
+      </w:r>
+    </w:p>
+    <w:p>
+      <w:pPr>
+        <w:spacing w:line="360" w:lineRule="auto" w:after="240"/>
+      </w:pPr>
+      <w:r>
+        <w:t>Universiti Tunku Abdul Rahman (2024a) Industrial Training Report Guidelines (Engineering, Architecture and Science), GD-FES-ITC-007, revision 6, effective 1 April.</w:t>
+      </w:r>
+    </w:p>
+    <w:p>
+      <w:pPr>
+        <w:spacing w:line="360" w:lineRule="auto" w:after="240"/>
+      </w:pPr>
+      <w:r>
+        <w:t>Universiti Tunku Abdul Rahman (2024b) GD008 IT Report Template 2024. Report template.</w:t>
+      </w:r>
+    </w:p>
+    <w:p>
+      <w:pPr>
+        <w:spacing w:line="360" w:lineRule="auto" w:after="240"/>
+      </w:pPr>
+      <w:r>
+        <w:t>Google (n.d.) Apps Script documentation. Available at: https://developers.google.com/apps-script/.</w:t>
+      </w:r>
+    </w:p>
+    <w:p>
+      <w:pPr>
+        <w:spacing w:line="360" w:lineRule="auto" w:after="240"/>
+      </w:pPr>
+      <w:r>
+        <w:t>MDN Web Docs (n.d.) Web technology documentation: HTML, CSS and JavaScript. Available at: https://developer.mozilla.org/.</w:t>
+      </w:r>
+    </w:p>
+    <w:p>
+      <w:pPr>
+        <w:pStyle w:val="Heading1"/>
+        <w:pageBreakBefore/>
       </w:pPr>
       <w:r>
         <w:t>APPENDIX A — REQUIREMENTS, SCHEDULE AND TEST CASES</w:t>
@@ -12106,7 +12399,7 @@
     <w:sectPr>
       <w:headerReference w:type="default" r:id="rId17"/>
       <w:footerReference w:type="default" r:id="rId18"/>
-      <w:pgSz w:h="16840" w:w="11910" w:orient="portrait"/>
+      <w:pgSz w:h="16838" w:w="11906" w:orient="portrait"/>
       <w:pgMar w:bottom="1660" w:top="1320" w:left="1080" w:right="500" w:header="0" w:footer="1474"/>
       <w:pgNumType w:fmt="decimal" w:start="1"/>
     </w:sectPr>
@@ -12682,7 +12975,7 @@
     <w:name w:val="Normal"/>
     <w:qFormat w:val="1"/>
     <w:pPr>
-      <w:spacing w:line="360" w:lineRule="auto" w:after="200"/>
+      <w:spacing w:line="360" w:lineRule="auto" w:after="360"/>
     </w:pPr>
     <w:rPr>
       <w:rFonts w:ascii="Times New Roman" w:cs="Arial MT" w:eastAsia="SimSun" w:hAnsi="Times New Roman"/>
